--- a/LAPORAN.docx
+++ b/LAPORAN.docx
@@ -295,7 +295,7 @@
           <w:i w:val="0"/>
           <w:sz w:val="22"/>
         </w:rPr>
-        <w:t xml:space="preserve">  2.1 Sumber Data</w:t>
+        <w:t xml:space="preserve">  2.1 Inventarisasi Sumber Data</w:t>
       </w:r>
     </w:p>
     <w:p>
@@ -306,7 +306,7 @@
           <w:i w:val="0"/>
           <w:sz w:val="22"/>
         </w:rPr>
-        <w:t xml:space="preserve">  2.2 Variabel Dataset</w:t>
+        <w:t xml:space="preserve">  2.2 Data Putus Sekolah</w:t>
       </w:r>
     </w:p>
     <w:p>
@@ -317,7 +317,40 @@
           <w:i w:val="0"/>
           <w:sz w:val="22"/>
         </w:rPr>
-        <w:t xml:space="preserve">  2.3 GeoJSON</w:t>
+        <w:t xml:space="preserve">  2.3 Data Sosial-Ekonomi (BPS)</w:t>
+      </w:r>
+    </w:p>
+    <w:p>
+      <w:r>
+        <w:rPr>
+          <w:rFonts w:ascii="Times New Roman" w:hAnsi="Times New Roman"/>
+          <w:b w:val="0"/>
+          <w:i w:val="0"/>
+          <w:sz w:val="22"/>
+        </w:rPr>
+        <w:t xml:space="preserve">  2.4 Data Referensi Kemendikdasmen</w:t>
+      </w:r>
+    </w:p>
+    <w:p>
+      <w:r>
+        <w:rPr>
+          <w:rFonts w:ascii="Times New Roman" w:hAnsi="Times New Roman"/>
+          <w:b w:val="0"/>
+          <w:i w:val="0"/>
+          <w:sz w:val="22"/>
+        </w:rPr>
+        <w:t xml:space="preserve">  2.5 Data Spasial GeoJSON</w:t>
+      </w:r>
+    </w:p>
+    <w:p>
+      <w:r>
+        <w:rPr>
+          <w:rFonts w:ascii="Times New Roman" w:hAnsi="Times New Roman"/>
+          <w:b w:val="0"/>
+          <w:i w:val="0"/>
+          <w:sz w:val="22"/>
+        </w:rPr>
+        <w:t xml:space="preserve">  2.6 Ringkasan Dataset Mentah</w:t>
       </w:r>
     </w:p>
     <w:p>
@@ -339,73 +372,7 @@
           <w:i w:val="0"/>
           <w:sz w:val="22"/>
         </w:rPr>
-        <w:t xml:space="preserve">  3.1 Masalah Kualitas Data</w:t>
-      </w:r>
-    </w:p>
-    <w:p>
-      <w:r>
-        <w:rPr>
-          <w:rFonts w:ascii="Times New Roman" w:hAnsi="Times New Roman"/>
-          <w:b w:val="0"/>
-          <w:i w:val="0"/>
-          <w:sz w:val="22"/>
-        </w:rPr>
-        <w:t xml:space="preserve">  3.2 Hasil Pembersihan</w:t>
-      </w:r>
-    </w:p>
-    <w:p>
-      <w:r>
-        <w:rPr>
-          <w:rFonts w:ascii="Times New Roman" w:hAnsi="Times New Roman"/>
-          <w:b w:val="0"/>
-          <w:i w:val="0"/>
-          <w:sz w:val="22"/>
-        </w:rPr>
         <w:t>4. MEMPELAJARI &amp; ANALISIS DATA — EXPLORE</w:t>
-      </w:r>
-    </w:p>
-    <w:p>
-      <w:r>
-        <w:rPr>
-          <w:rFonts w:ascii="Times New Roman" w:hAnsi="Times New Roman"/>
-          <w:b w:val="0"/>
-          <w:i w:val="0"/>
-          <w:sz w:val="22"/>
-        </w:rPr>
-        <w:t xml:space="preserve">  4.1 Statistik Deskriptif</w:t>
-      </w:r>
-    </w:p>
-    <w:p>
-      <w:r>
-        <w:rPr>
-          <w:rFonts w:ascii="Times New Roman" w:hAnsi="Times New Roman"/>
-          <w:b w:val="0"/>
-          <w:i w:val="0"/>
-          <w:sz w:val="22"/>
-        </w:rPr>
-        <w:t xml:space="preserve">  4.2 Breakdown per Jenjang</w:t>
-      </w:r>
-    </w:p>
-    <w:p>
-      <w:r>
-        <w:rPr>
-          <w:rFonts w:ascii="Times New Roman" w:hAnsi="Times New Roman"/>
-          <w:b w:val="0"/>
-          <w:i w:val="0"/>
-          <w:sz w:val="22"/>
-        </w:rPr>
-        <w:t xml:space="preserve">  4.3 Analisis Korelasi</w:t>
-      </w:r>
-    </w:p>
-    <w:p>
-      <w:r>
-        <w:rPr>
-          <w:rFonts w:ascii="Times New Roman" w:hAnsi="Times New Roman"/>
-          <w:b w:val="0"/>
-          <w:i w:val="0"/>
-          <w:sz w:val="22"/>
-        </w:rPr>
-        <w:t xml:space="preserve">  4.4 Matriks Korelasi Lengkap</w:t>
       </w:r>
     </w:p>
     <w:p>
@@ -427,50 +394,6 @@
           <w:i w:val="0"/>
           <w:sz w:val="22"/>
         </w:rPr>
-        <w:t xml:space="preserve">  5.1 Algoritma K-Means Clustering</w:t>
-      </w:r>
-    </w:p>
-    <w:p>
-      <w:r>
-        <w:rPr>
-          <w:rFonts w:ascii="Times New Roman" w:hAnsi="Times New Roman"/>
-          <w:b w:val="0"/>
-          <w:i w:val="0"/>
-          <w:sz w:val="22"/>
-        </w:rPr>
-        <w:t xml:space="preserve">  5.2 Pemilihan Jumlah Klaster</w:t>
-      </w:r>
-    </w:p>
-    <w:p>
-      <w:r>
-        <w:rPr>
-          <w:rFonts w:ascii="Times New Roman" w:hAnsi="Times New Roman"/>
-          <w:b w:val="0"/>
-          <w:i w:val="0"/>
-          <w:sz w:val="22"/>
-        </w:rPr>
-        <w:t xml:space="preserve">  5.3 Hasil Klastering</w:t>
-      </w:r>
-    </w:p>
-    <w:p>
-      <w:r>
-        <w:rPr>
-          <w:rFonts w:ascii="Times New Roman" w:hAnsi="Times New Roman"/>
-          <w:b w:val="0"/>
-          <w:i w:val="0"/>
-          <w:sz w:val="22"/>
-        </w:rPr>
-        <w:t xml:space="preserve">  5.4 Karakteristik Centroid</w:t>
-      </w:r>
-    </w:p>
-    <w:p>
-      <w:r>
-        <w:rPr>
-          <w:rFonts w:ascii="Times New Roman" w:hAnsi="Times New Roman"/>
-          <w:b w:val="0"/>
-          <w:i w:val="0"/>
-          <w:sz w:val="22"/>
-        </w:rPr>
         <w:t>6. HASIL DAN VISUALISASI</w:t>
       </w:r>
     </w:p>
@@ -482,95 +405,7 @@
           <w:i w:val="0"/>
           <w:sz w:val="22"/>
         </w:rPr>
-        <w:t xml:space="preserve">  6.1 Peta Sebaran Risiko</w:t>
-      </w:r>
-    </w:p>
-    <w:p>
-      <w:r>
-        <w:rPr>
-          <w:rFonts w:ascii="Times New Roman" w:hAnsi="Times New Roman"/>
-          <w:b w:val="0"/>
-          <w:i w:val="0"/>
-          <w:sz w:val="22"/>
-        </w:rPr>
-        <w:t xml:space="preserve">  6.2 Peringkat Wilayah</w:t>
-      </w:r>
-    </w:p>
-    <w:p>
-      <w:r>
-        <w:rPr>
-          <w:rFonts w:ascii="Times New Roman" w:hAnsi="Times New Roman"/>
-          <w:b w:val="0"/>
-          <w:i w:val="0"/>
-          <w:sz w:val="22"/>
-        </w:rPr>
-        <w:t xml:space="preserve">  6.3 Detail Klaster</w:t>
-      </w:r>
-    </w:p>
-    <w:p>
-      <w:r>
-        <w:rPr>
-          <w:rFonts w:ascii="Times New Roman" w:hAnsi="Times New Roman"/>
-          <w:b w:val="0"/>
-          <w:i w:val="0"/>
-          <w:sz w:val="22"/>
-        </w:rPr>
-        <w:t xml:space="preserve">  6.4 Dashboard Interaktif</w:t>
-      </w:r>
-    </w:p>
-    <w:p>
-      <w:r>
-        <w:rPr>
-          <w:rFonts w:ascii="Times New Roman" w:hAnsi="Times New Roman"/>
-          <w:b w:val="0"/>
-          <w:i w:val="0"/>
-          <w:sz w:val="22"/>
-        </w:rPr>
         <w:t>7. KESIMPULAN</w:t>
-      </w:r>
-    </w:p>
-    <w:p>
-      <w:r>
-        <w:rPr>
-          <w:rFonts w:ascii="Times New Roman" w:hAnsi="Times New Roman"/>
-          <w:b w:val="0"/>
-          <w:i w:val="0"/>
-          <w:sz w:val="22"/>
-        </w:rPr>
-        <w:t xml:space="preserve">  7.1 Ringkasan Temuan</w:t>
-      </w:r>
-    </w:p>
-    <w:p>
-      <w:r>
-        <w:rPr>
-          <w:rFonts w:ascii="Times New Roman" w:hAnsi="Times New Roman"/>
-          <w:b w:val="0"/>
-          <w:i w:val="0"/>
-          <w:sz w:val="22"/>
-        </w:rPr>
-        <w:t xml:space="preserve">  7.2 Rekomendasi Kebijakan</w:t>
-      </w:r>
-    </w:p>
-    <w:p>
-      <w:r>
-        <w:rPr>
-          <w:rFonts w:ascii="Times New Roman" w:hAnsi="Times New Roman"/>
-          <w:b w:val="0"/>
-          <w:i w:val="0"/>
-          <w:sz w:val="22"/>
-        </w:rPr>
-        <w:t xml:space="preserve">  7.3 Keterbatasan</w:t>
-      </w:r>
-    </w:p>
-    <w:p>
-      <w:r>
-        <w:rPr>
-          <w:rFonts w:ascii="Times New Roman" w:hAnsi="Times New Roman"/>
-          <w:b w:val="0"/>
-          <w:i w:val="0"/>
-          <w:sz w:val="22"/>
-        </w:rPr>
-        <w:t xml:space="preserve">  7.4 Penelitian Lanjutan</w:t>
       </w:r>
     </w:p>
     <w:p>
@@ -693,11 +528,12 @@
       </w:r>
     </w:p>
     <w:p>
+      <w:pPr>
+        <w:ind w:firstLine="720"/>
+      </w:pPr>
       <w:r>
         <w:rPr>
           <w:rFonts w:ascii="Times New Roman" w:hAnsi="Times New Roman"/>
-          <w:b w:val="0"/>
-          <w:i w:val="0"/>
           <w:sz w:val="24"/>
         </w:rPr>
         <w:t>Analisis spasial dan klastering menjadi pendekatan yang tepat untuk mengelompokkan wilayah berdasarkan karakteristik risiko, sehingga intervensi kebijakan dapat lebih terarah dan tepat sasaran.</w:t>
@@ -901,7 +737,19 @@
         <w:pStyle w:val="Heading2"/>
       </w:pPr>
       <w:r>
-        <w:t>2.1 Sumber Data</w:t>
+        <w:t>2.1 Inventarisasi Sumber Data</w:t>
+      </w:r>
+    </w:p>
+    <w:p>
+      <w:pPr>
+        <w:ind w:firstLine="720"/>
+      </w:pPr>
+      <w:r>
+        <w:rPr>
+          <w:rFonts w:ascii="Times New Roman" w:hAnsi="Times New Roman"/>
+          <w:sz w:val="24"/>
+        </w:rPr>
+        <w:t>Data mentah yang digunakan dalam analisis ini berasal dari empat sumber independen yang masing-masing memiliki format, struktur, dan level agregasi berbeda. Seluruh sumber didokumentasikan dalam source inventory untuk menjaga reprodusibilitas dan transparansi riset.</w:t>
       </w:r>
     </w:p>
     <w:tbl>
@@ -912,14 +760,17 @@
         <w:tblLook w:firstColumn="1" w:firstRow="1" w:lastColumn="0" w:lastRow="0" w:noHBand="0" w:noVBand="1" w:val="04A0"/>
       </w:tblPr>
       <w:tblGrid>
-        <w:gridCol w:w="3120"/>
-        <w:gridCol w:w="3120"/>
-        <w:gridCol w:w="3120"/>
+        <w:gridCol w:w="1560"/>
+        <w:gridCol w:w="1560"/>
+        <w:gridCol w:w="1560"/>
+        <w:gridCol w:w="1560"/>
+        <w:gridCol w:w="1560"/>
+        <w:gridCol w:w="1560"/>
       </w:tblGrid>
       <w:tr>
         <w:tc>
           <w:tcPr>
-            <w:tcW w:type="dxa" w:w="3120"/>
+            <w:tcW w:type="dxa" w:w="1560"/>
             <w:shd w:fill="D9E2F3"/>
           </w:tcPr>
           <w:p>
@@ -933,13 +784,53 @@
                 <w:b/>
                 <w:sz w:val="20"/>
               </w:rPr>
+              <w:t>No</w:t>
+            </w:r>
+          </w:p>
+        </w:tc>
+        <w:tc>
+          <w:tcPr>
+            <w:tcW w:type="dxa" w:w="1560"/>
+            <w:shd w:fill="D9E2F3"/>
+          </w:tcPr>
+          <w:p>
+            <w:pPr>
+              <w:jc w:val="center"/>
+            </w:pPr>
+            <w:r/>
+            <w:r>
+              <w:rPr>
+                <w:rFonts w:ascii="Times New Roman" w:hAnsi="Times New Roman"/>
+                <w:b/>
+                <w:sz w:val="20"/>
+              </w:rPr>
+              <w:t>Nama Dataset</w:t>
+            </w:r>
+          </w:p>
+        </w:tc>
+        <w:tc>
+          <w:tcPr>
+            <w:tcW w:type="dxa" w:w="1560"/>
+            <w:shd w:fill="D9E2F3"/>
+          </w:tcPr>
+          <w:p>
+            <w:pPr>
+              <w:jc w:val="center"/>
+            </w:pPr>
+            <w:r/>
+            <w:r>
+              <w:rPr>
+                <w:rFonts w:ascii="Times New Roman" w:hAnsi="Times New Roman"/>
+                <w:b/>
+                <w:sz w:val="20"/>
+              </w:rPr>
               <w:t>Sumber</w:t>
             </w:r>
           </w:p>
         </w:tc>
         <w:tc>
           <w:tcPr>
-            <w:tcW w:type="dxa" w:w="3120"/>
+            <w:tcW w:type="dxa" w:w="1560"/>
             <w:shd w:fill="D9E2F3"/>
           </w:tcPr>
           <w:p>
@@ -953,13 +844,13 @@
                 <w:b/>
                 <w:sz w:val="20"/>
               </w:rPr>
-              <w:t>Data</w:t>
-            </w:r>
-          </w:p>
-        </w:tc>
-        <w:tc>
-          <w:tcPr>
-            <w:tcW w:type="dxa" w:w="3120"/>
+              <w:t>Periode</w:t>
+            </w:r>
+          </w:p>
+        </w:tc>
+        <w:tc>
+          <w:tcPr>
+            <w:tcW w:type="dxa" w:w="1560"/>
             <w:shd w:fill="D9E2F3"/>
           </w:tcPr>
           <w:p>
@@ -973,7 +864,27 @@
                 <w:b/>
                 <w:sz w:val="20"/>
               </w:rPr>
-              <w:t>Tahun</w:t>
+              <w:t>Format Awal</w:t>
+            </w:r>
+          </w:p>
+        </w:tc>
+        <w:tc>
+          <w:tcPr>
+            <w:tcW w:type="dxa" w:w="1560"/>
+            <w:shd w:fill="D9E2F3"/>
+          </w:tcPr>
+          <w:p>
+            <w:pPr>
+              <w:jc w:val="center"/>
+            </w:pPr>
+            <w:r/>
+            <w:r>
+              <w:rPr>
+                <w:rFonts w:ascii="Times New Roman" w:hAnsi="Times New Roman"/>
+                <w:b/>
+                <w:sz w:val="20"/>
+              </w:rPr>
+              <w:t>Peran</w:t>
             </w:r>
           </w:p>
         </w:tc>
@@ -981,43 +892,61 @@
       <w:tr>
         <w:tc>
           <w:tcPr>
-            <w:tcW w:type="dxa" w:w="3120"/>
-          </w:tcPr>
-          <w:p>
-            <w:pPr>
-              <w:jc w:val="center"/>
-            </w:pPr>
-            <w:r/>
-            <w:r>
-              <w:rPr>
-                <w:rFonts w:ascii="Times New Roman" w:hAnsi="Times New Roman"/>
-                <w:sz w:val="20"/>
-              </w:rPr>
-              <w:t>Buku Profil Perkembangan Kependudukan Jawa Barat 2024 (Kemendikdasmen)</w:t>
-            </w:r>
-          </w:p>
-        </w:tc>
-        <w:tc>
-          <w:tcPr>
-            <w:tcW w:type="dxa" w:w="3120"/>
-          </w:tcPr>
-          <w:p>
-            <w:pPr>
-              <w:jc w:val="center"/>
-            </w:pPr>
-            <w:r/>
-            <w:r>
-              <w:rPr>
-                <w:rFonts w:ascii="Times New Roman" w:hAnsi="Times New Roman"/>
-                <w:sz w:val="20"/>
-              </w:rPr>
-              <w:t>Angka putus sekolah per jenjang, estimasi penduduk</w:t>
-            </w:r>
-          </w:p>
-        </w:tc>
-        <w:tc>
-          <w:tcPr>
-            <w:tcW w:type="dxa" w:w="3120"/>
+            <w:tcW w:type="dxa" w:w="1560"/>
+          </w:tcPr>
+          <w:p>
+            <w:pPr>
+              <w:jc w:val="center"/>
+            </w:pPr>
+            <w:r/>
+            <w:r>
+              <w:rPr>
+                <w:rFonts w:ascii="Times New Roman" w:hAnsi="Times New Roman"/>
+                <w:sz w:val="20"/>
+              </w:rPr>
+              <w:t>1</w:t>
+            </w:r>
+          </w:p>
+        </w:tc>
+        <w:tc>
+          <w:tcPr>
+            <w:tcW w:type="dxa" w:w="1560"/>
+          </w:tcPr>
+          <w:p>
+            <w:pPr>
+              <w:jc w:val="center"/>
+            </w:pPr>
+            <w:r/>
+            <w:r>
+              <w:rPr>
+                <w:rFonts w:ascii="Times New Roman" w:hAnsi="Times New Roman"/>
+                <w:sz w:val="20"/>
+              </w:rPr>
+              <w:t>Angka Putus Sekolah SD/SMP/SMA-SMK per Kab/Kota</w:t>
+            </w:r>
+          </w:p>
+        </w:tc>
+        <w:tc>
+          <w:tcPr>
+            <w:tcW w:type="dxa" w:w="1560"/>
+          </w:tcPr>
+          <w:p>
+            <w:pPr>
+              <w:jc w:val="center"/>
+            </w:pPr>
+            <w:r/>
+            <w:r>
+              <w:rPr>
+                <w:rFonts w:ascii="Times New Roman" w:hAnsi="Times New Roman"/>
+                <w:sz w:val="20"/>
+              </w:rPr>
+              <w:t>Buku Profil Perkembangan Kependudukan Jabar 2024 (Disdukcapil)</w:t>
+            </w:r>
+          </w:p>
+        </w:tc>
+        <w:tc>
+          <w:tcPr>
+            <w:tcW w:type="dxa" w:w="1560"/>
           </w:tcPr>
           <w:p>
             <w:pPr>
@@ -1030,6 +959,42 @@
                 <w:sz w:val="20"/>
               </w:rPr>
               <w:t>2024</w:t>
+            </w:r>
+          </w:p>
+        </w:tc>
+        <w:tc>
+          <w:tcPr>
+            <w:tcW w:type="dxa" w:w="1560"/>
+          </w:tcPr>
+          <w:p>
+            <w:pPr>
+              <w:jc w:val="center"/>
+            </w:pPr>
+            <w:r/>
+            <w:r>
+              <w:rPr>
+                <w:rFonts w:ascii="Times New Roman" w:hAnsi="Times New Roman"/>
+                <w:sz w:val="20"/>
+              </w:rPr>
+              <w:t>PDF hal 99-102 → CSV</w:t>
+            </w:r>
+          </w:p>
+        </w:tc>
+        <w:tc>
+          <w:tcPr>
+            <w:tcW w:type="dxa" w:w="1560"/>
+          </w:tcPr>
+          <w:p>
+            <w:pPr>
+              <w:jc w:val="center"/>
+            </w:pPr>
+            <w:r/>
+            <w:r>
+              <w:rPr>
+                <w:rFonts w:ascii="Times New Roman" w:hAnsi="Times New Roman"/>
+                <w:sz w:val="20"/>
+              </w:rPr>
+              <w:t>Utama</w:t>
             </w:r>
           </w:p>
         </w:tc>
@@ -1037,55 +1002,109 @@
       <w:tr>
         <w:tc>
           <w:tcPr>
-            <w:tcW w:type="dxa" w:w="3120"/>
-          </w:tcPr>
-          <w:p>
-            <w:pPr>
-              <w:jc w:val="center"/>
-            </w:pPr>
-            <w:r/>
-            <w:r>
-              <w:rPr>
-                <w:rFonts w:ascii="Times New Roman" w:hAnsi="Times New Roman"/>
-                <w:sz w:val="20"/>
-              </w:rPr>
-              <w:t>Badan Pusat Statistik Provinsi Jawa Barat</w:t>
-            </w:r>
-          </w:p>
-        </w:tc>
-        <w:tc>
-          <w:tcPr>
-            <w:tcW w:type="dxa" w:w="3120"/>
-          </w:tcPr>
-          <w:p>
-            <w:pPr>
-              <w:jc w:val="center"/>
-            </w:pPr>
-            <w:r/>
-            <w:r>
-              <w:rPr>
-                <w:rFonts w:ascii="Times New Roman" w:hAnsi="Times New Roman"/>
-                <w:sz w:val="20"/>
-              </w:rPr>
-              <w:t>IPM, persentase kemiskinan (Maret), garis kemiskinan</w:t>
-            </w:r>
-          </w:p>
-        </w:tc>
-        <w:tc>
-          <w:tcPr>
-            <w:tcW w:type="dxa" w:w="3120"/>
-          </w:tcPr>
-          <w:p>
-            <w:pPr>
-              <w:jc w:val="center"/>
-            </w:pPr>
-            <w:r/>
-            <w:r>
-              <w:rPr>
-                <w:rFonts w:ascii="Times New Roman" w:hAnsi="Times New Roman"/>
-                <w:sz w:val="20"/>
-              </w:rPr>
-              <w:t>2024</w:t>
+            <w:tcW w:type="dxa" w:w="1560"/>
+          </w:tcPr>
+          <w:p>
+            <w:pPr>
+              <w:jc w:val="center"/>
+            </w:pPr>
+            <w:r/>
+            <w:r>
+              <w:rPr>
+                <w:rFonts w:ascii="Times New Roman" w:hAnsi="Times New Roman"/>
+                <w:sz w:val="20"/>
+              </w:rPr>
+              <w:t>2</w:t>
+            </w:r>
+          </w:p>
+        </w:tc>
+        <w:tc>
+          <w:tcPr>
+            <w:tcW w:type="dxa" w:w="1560"/>
+          </w:tcPr>
+          <w:p>
+            <w:pPr>
+              <w:jc w:val="center"/>
+            </w:pPr>
+            <w:r/>
+            <w:r>
+              <w:rPr>
+                <w:rFonts w:ascii="Times New Roman" w:hAnsi="Times New Roman"/>
+                <w:sz w:val="20"/>
+              </w:rPr>
+              <w:t>Jumlah &amp; Persentase Penduduk Miskin per Kab/Kota</w:t>
+            </w:r>
+          </w:p>
+        </w:tc>
+        <w:tc>
+          <w:tcPr>
+            <w:tcW w:type="dxa" w:w="1560"/>
+          </w:tcPr>
+          <w:p>
+            <w:pPr>
+              <w:jc w:val="center"/>
+            </w:pPr>
+            <w:r/>
+            <w:r>
+              <w:rPr>
+                <w:rFonts w:ascii="Times New Roman" w:hAnsi="Times New Roman"/>
+                <w:sz w:val="20"/>
+              </w:rPr>
+              <w:t>BPS Jabar Dalam Angka 2025 tabel 4.6.2</w:t>
+            </w:r>
+          </w:p>
+        </w:tc>
+        <w:tc>
+          <w:tcPr>
+            <w:tcW w:type="dxa" w:w="1560"/>
+          </w:tcPr>
+          <w:p>
+            <w:pPr>
+              <w:jc w:val="center"/>
+            </w:pPr>
+            <w:r/>
+            <w:r>
+              <w:rPr>
+                <w:rFonts w:ascii="Times New Roman" w:hAnsi="Times New Roman"/>
+                <w:sz w:val="20"/>
+              </w:rPr>
+              <w:t>2024 (Maret)</w:t>
+            </w:r>
+          </w:p>
+        </w:tc>
+        <w:tc>
+          <w:tcPr>
+            <w:tcW w:type="dxa" w:w="1560"/>
+          </w:tcPr>
+          <w:p>
+            <w:pPr>
+              <w:jc w:val="center"/>
+            </w:pPr>
+            <w:r/>
+            <w:r>
+              <w:rPr>
+                <w:rFonts w:ascii="Times New Roman" w:hAnsi="Times New Roman"/>
+                <w:sz w:val="20"/>
+              </w:rPr>
+              <w:t>PDF → CSV</w:t>
+            </w:r>
+          </w:p>
+        </w:tc>
+        <w:tc>
+          <w:tcPr>
+            <w:tcW w:type="dxa" w:w="1560"/>
+          </w:tcPr>
+          <w:p>
+            <w:pPr>
+              <w:jc w:val="center"/>
+            </w:pPr>
+            <w:r/>
+            <w:r>
+              <w:rPr>
+                <w:rFonts w:ascii="Times New Roman" w:hAnsi="Times New Roman"/>
+                <w:sz w:val="20"/>
+              </w:rPr>
+              <w:t>Pendukung</w:t>
             </w:r>
           </w:p>
         </w:tc>
@@ -1093,43 +1112,391 @@
       <w:tr>
         <w:tc>
           <w:tcPr>
-            <w:tcW w:type="dxa" w:w="3120"/>
-          </w:tcPr>
-          <w:p>
-            <w:pPr>
-              <w:jc w:val="center"/>
-            </w:pPr>
-            <w:r/>
-            <w:r>
-              <w:rPr>
-                <w:rFonts w:ascii="Times New Roman" w:hAnsi="Times New Roman"/>
-                <w:sz w:val="20"/>
-              </w:rPr>
-              <w:t>GADM v4.0 + Badan Informasi Geospasial</w:t>
-            </w:r>
-          </w:p>
-        </w:tc>
-        <w:tc>
-          <w:tcPr>
-            <w:tcW w:type="dxa" w:w="3120"/>
-          </w:tcPr>
-          <w:p>
-            <w:pPr>
-              <w:jc w:val="center"/>
-            </w:pPr>
-            <w:r/>
-            <w:r>
-              <w:rPr>
-                <w:rFonts w:ascii="Times New Roman" w:hAnsi="Times New Roman"/>
-                <w:sz w:val="20"/>
-              </w:rPr>
-              <w:t>Batas administrasi 27 Kab/Kota (GeoJSON)</w:t>
-            </w:r>
-          </w:p>
-        </w:tc>
-        <w:tc>
-          <w:tcPr>
-            <w:tcW w:type="dxa" w:w="3120"/>
+            <w:tcW w:type="dxa" w:w="1560"/>
+          </w:tcPr>
+          <w:p>
+            <w:pPr>
+              <w:jc w:val="center"/>
+            </w:pPr>
+            <w:r/>
+            <w:r>
+              <w:rPr>
+                <w:rFonts w:ascii="Times New Roman" w:hAnsi="Times New Roman"/>
+                <w:sz w:val="20"/>
+              </w:rPr>
+              <w:t>3</w:t>
+            </w:r>
+          </w:p>
+        </w:tc>
+        <w:tc>
+          <w:tcPr>
+            <w:tcW w:type="dxa" w:w="1560"/>
+          </w:tcPr>
+          <w:p>
+            <w:pPr>
+              <w:jc w:val="center"/>
+            </w:pPr>
+            <w:r/>
+            <w:r>
+              <w:rPr>
+                <w:rFonts w:ascii="Times New Roman" w:hAnsi="Times New Roman"/>
+                <w:sz w:val="20"/>
+              </w:rPr>
+              <w:t>IPM dan Komponen IPM per Kab/Kota</w:t>
+            </w:r>
+          </w:p>
+        </w:tc>
+        <w:tc>
+          <w:tcPr>
+            <w:tcW w:type="dxa" w:w="1560"/>
+          </w:tcPr>
+          <w:p>
+            <w:pPr>
+              <w:jc w:val="center"/>
+            </w:pPr>
+            <w:r/>
+            <w:r>
+              <w:rPr>
+                <w:rFonts w:ascii="Times New Roman" w:hAnsi="Times New Roman"/>
+                <w:sz w:val="20"/>
+              </w:rPr>
+              <w:t>BPS Jabar Dalam Angka 2025 tabel 4.6.5-4.6.6</w:t>
+            </w:r>
+          </w:p>
+        </w:tc>
+        <w:tc>
+          <w:tcPr>
+            <w:tcW w:type="dxa" w:w="1560"/>
+          </w:tcPr>
+          <w:p>
+            <w:pPr>
+              <w:jc w:val="center"/>
+            </w:pPr>
+            <w:r/>
+            <w:r>
+              <w:rPr>
+                <w:rFonts w:ascii="Times New Roman" w:hAnsi="Times New Roman"/>
+                <w:sz w:val="20"/>
+              </w:rPr>
+              <w:t>2024</w:t>
+            </w:r>
+          </w:p>
+        </w:tc>
+        <w:tc>
+          <w:tcPr>
+            <w:tcW w:type="dxa" w:w="1560"/>
+          </w:tcPr>
+          <w:p>
+            <w:pPr>
+              <w:jc w:val="center"/>
+            </w:pPr>
+            <w:r/>
+            <w:r>
+              <w:rPr>
+                <w:rFonts w:ascii="Times New Roman" w:hAnsi="Times New Roman"/>
+                <w:sz w:val="20"/>
+              </w:rPr>
+              <w:t>PDF → CSV</w:t>
+            </w:r>
+          </w:p>
+        </w:tc>
+        <w:tc>
+          <w:tcPr>
+            <w:tcW w:type="dxa" w:w="1560"/>
+          </w:tcPr>
+          <w:p>
+            <w:pPr>
+              <w:jc w:val="center"/>
+            </w:pPr>
+            <w:r/>
+            <w:r>
+              <w:rPr>
+                <w:rFonts w:ascii="Times New Roman" w:hAnsi="Times New Roman"/>
+                <w:sz w:val="20"/>
+              </w:rPr>
+              <w:t>Pendukung</w:t>
+            </w:r>
+          </w:p>
+        </w:tc>
+      </w:tr>
+      <w:tr>
+        <w:tc>
+          <w:tcPr>
+            <w:tcW w:type="dxa" w:w="1560"/>
+          </w:tcPr>
+          <w:p>
+            <w:pPr>
+              <w:jc w:val="center"/>
+            </w:pPr>
+            <w:r/>
+            <w:r>
+              <w:rPr>
+                <w:rFonts w:ascii="Times New Roman" w:hAnsi="Times New Roman"/>
+                <w:sz w:val="20"/>
+              </w:rPr>
+              <w:t>4</w:t>
+            </w:r>
+          </w:p>
+        </w:tc>
+        <w:tc>
+          <w:tcPr>
+            <w:tcW w:type="dxa" w:w="1560"/>
+          </w:tcPr>
+          <w:p>
+            <w:pPr>
+              <w:jc w:val="center"/>
+            </w:pPr>
+            <w:r/>
+            <w:r>
+              <w:rPr>
+                <w:rFonts w:ascii="Times New Roman" w:hAnsi="Times New Roman"/>
+                <w:sz w:val="20"/>
+              </w:rPr>
+              <w:t>Proyeksi Penduduk per Kab/Kota</w:t>
+            </w:r>
+          </w:p>
+        </w:tc>
+        <w:tc>
+          <w:tcPr>
+            <w:tcW w:type="dxa" w:w="1560"/>
+          </w:tcPr>
+          <w:p>
+            <w:pPr>
+              <w:jc w:val="center"/>
+            </w:pPr>
+            <w:r/>
+            <w:r>
+              <w:rPr>
+                <w:rFonts w:ascii="Times New Roman" w:hAnsi="Times New Roman"/>
+                <w:sz w:val="20"/>
+              </w:rPr>
+              <w:t>BPS Jabar Dalam Angka 2025 tabel 3.1.3</w:t>
+            </w:r>
+          </w:p>
+        </w:tc>
+        <w:tc>
+          <w:tcPr>
+            <w:tcW w:type="dxa" w:w="1560"/>
+          </w:tcPr>
+          <w:p>
+            <w:pPr>
+              <w:jc w:val="center"/>
+            </w:pPr>
+            <w:r/>
+            <w:r>
+              <w:rPr>
+                <w:rFonts w:ascii="Times New Roman" w:hAnsi="Times New Roman"/>
+                <w:sz w:val="20"/>
+              </w:rPr>
+              <w:t>2024</w:t>
+            </w:r>
+          </w:p>
+        </w:tc>
+        <w:tc>
+          <w:tcPr>
+            <w:tcW w:type="dxa" w:w="1560"/>
+          </w:tcPr>
+          <w:p>
+            <w:pPr>
+              <w:jc w:val="center"/>
+            </w:pPr>
+            <w:r/>
+            <w:r>
+              <w:rPr>
+                <w:rFonts w:ascii="Times New Roman" w:hAnsi="Times New Roman"/>
+                <w:sz w:val="20"/>
+              </w:rPr>
+              <w:t>PDF → CSV</w:t>
+            </w:r>
+          </w:p>
+        </w:tc>
+        <w:tc>
+          <w:tcPr>
+            <w:tcW w:type="dxa" w:w="1560"/>
+          </w:tcPr>
+          <w:p>
+            <w:pPr>
+              <w:jc w:val="center"/>
+            </w:pPr>
+            <w:r/>
+            <w:r>
+              <w:rPr>
+                <w:rFonts w:ascii="Times New Roman" w:hAnsi="Times New Roman"/>
+                <w:sz w:val="20"/>
+              </w:rPr>
+              <w:t>Pendukung</w:t>
+            </w:r>
+          </w:p>
+        </w:tc>
+      </w:tr>
+      <w:tr>
+        <w:tc>
+          <w:tcPr>
+            <w:tcW w:type="dxa" w:w="1560"/>
+          </w:tcPr>
+          <w:p>
+            <w:pPr>
+              <w:jc w:val="center"/>
+            </w:pPr>
+            <w:r/>
+            <w:r>
+              <w:rPr>
+                <w:rFonts w:ascii="Times New Roman" w:hAnsi="Times New Roman"/>
+                <w:sz w:val="20"/>
+              </w:rPr>
+              <w:t>5</w:t>
+            </w:r>
+          </w:p>
+        </w:tc>
+        <w:tc>
+          <w:tcPr>
+            <w:tcW w:type="dxa" w:w="1560"/>
+          </w:tcPr>
+          <w:p>
+            <w:pPr>
+              <w:jc w:val="center"/>
+            </w:pPr>
+            <w:r/>
+            <w:r>
+              <w:rPr>
+                <w:rFonts w:ascii="Times New Roman" w:hAnsi="Times New Roman"/>
+                <w:sz w:val="20"/>
+              </w:rPr>
+              <w:t>Data ATS SD/SMP/SMA (Provinsi)</w:t>
+            </w:r>
+          </w:p>
+        </w:tc>
+        <w:tc>
+          <w:tcPr>
+            <w:tcW w:type="dxa" w:w="1560"/>
+          </w:tcPr>
+          <w:p>
+            <w:pPr>
+              <w:jc w:val="center"/>
+            </w:pPr>
+            <w:r/>
+            <w:r>
+              <w:rPr>
+                <w:rFonts w:ascii="Times New Roman" w:hAnsi="Times New Roman"/>
+                <w:sz w:val="20"/>
+              </w:rPr>
+              <w:t>Kemendikdasmen Pusdatin</w:t>
+            </w:r>
+          </w:p>
+        </w:tc>
+        <w:tc>
+          <w:tcPr>
+            <w:tcW w:type="dxa" w:w="1560"/>
+          </w:tcPr>
+          <w:p>
+            <w:pPr>
+              <w:jc w:val="center"/>
+            </w:pPr>
+            <w:r/>
+            <w:r>
+              <w:rPr>
+                <w:rFonts w:ascii="Times New Roman" w:hAnsi="Times New Roman"/>
+                <w:sz w:val="20"/>
+              </w:rPr>
+              <w:t>2024</w:t>
+            </w:r>
+          </w:p>
+        </w:tc>
+        <w:tc>
+          <w:tcPr>
+            <w:tcW w:type="dxa" w:w="1560"/>
+          </w:tcPr>
+          <w:p>
+            <w:pPr>
+              <w:jc w:val="center"/>
+            </w:pPr>
+            <w:r/>
+            <w:r>
+              <w:rPr>
+                <w:rFonts w:ascii="Times New Roman" w:hAnsi="Times New Roman"/>
+                <w:sz w:val="20"/>
+              </w:rPr>
+              <w:t>XLSX</w:t>
+            </w:r>
+          </w:p>
+        </w:tc>
+        <w:tc>
+          <w:tcPr>
+            <w:tcW w:type="dxa" w:w="1560"/>
+          </w:tcPr>
+          <w:p>
+            <w:pPr>
+              <w:jc w:val="center"/>
+            </w:pPr>
+            <w:r/>
+            <w:r>
+              <w:rPr>
+                <w:rFonts w:ascii="Times New Roman" w:hAnsi="Times New Roman"/>
+                <w:sz w:val="20"/>
+              </w:rPr>
+              <w:t>Referensi</w:t>
+            </w:r>
+          </w:p>
+        </w:tc>
+      </w:tr>
+      <w:tr>
+        <w:tc>
+          <w:tcPr>
+            <w:tcW w:type="dxa" w:w="1560"/>
+          </w:tcPr>
+          <w:p>
+            <w:pPr>
+              <w:jc w:val="center"/>
+            </w:pPr>
+            <w:r/>
+            <w:r>
+              <w:rPr>
+                <w:rFonts w:ascii="Times New Roman" w:hAnsi="Times New Roman"/>
+                <w:sz w:val="20"/>
+              </w:rPr>
+              <w:t>6</w:t>
+            </w:r>
+          </w:p>
+        </w:tc>
+        <w:tc>
+          <w:tcPr>
+            <w:tcW w:type="dxa" w:w="1560"/>
+          </w:tcPr>
+          <w:p>
+            <w:pPr>
+              <w:jc w:val="center"/>
+            </w:pPr>
+            <w:r/>
+            <w:r>
+              <w:rPr>
+                <w:rFonts w:ascii="Times New Roman" w:hAnsi="Times New Roman"/>
+                <w:sz w:val="20"/>
+              </w:rPr>
+              <w:t>Batas Administrasi 27 Kab/Kota</w:t>
+            </w:r>
+          </w:p>
+        </w:tc>
+        <w:tc>
+          <w:tcPr>
+            <w:tcW w:type="dxa" w:w="1560"/>
+          </w:tcPr>
+          <w:p>
+            <w:pPr>
+              <w:jc w:val="center"/>
+            </w:pPr>
+            <w:r/>
+            <w:r>
+              <w:rPr>
+                <w:rFonts w:ascii="Times New Roman" w:hAnsi="Times New Roman"/>
+                <w:sz w:val="20"/>
+              </w:rPr>
+              <w:t>GADM v4.0 + BIG</w:t>
+            </w:r>
+          </w:p>
+        </w:tc>
+        <w:tc>
+          <w:tcPr>
+            <w:tcW w:type="dxa" w:w="1560"/>
           </w:tcPr>
           <w:p>
             <w:pPr>
@@ -1142,6 +1509,42 @@
                 <w:sz w:val="20"/>
               </w:rPr>
               <w:t>—</w:t>
+            </w:r>
+          </w:p>
+        </w:tc>
+        <w:tc>
+          <w:tcPr>
+            <w:tcW w:type="dxa" w:w="1560"/>
+          </w:tcPr>
+          <w:p>
+            <w:pPr>
+              <w:jc w:val="center"/>
+            </w:pPr>
+            <w:r/>
+            <w:r>
+              <w:rPr>
+                <w:rFonts w:ascii="Times New Roman" w:hAnsi="Times New Roman"/>
+                <w:sz w:val="20"/>
+              </w:rPr>
+              <w:t>Shapefile / GeoJSON</w:t>
+            </w:r>
+          </w:p>
+        </w:tc>
+        <w:tc>
+          <w:tcPr>
+            <w:tcW w:type="dxa" w:w="1560"/>
+          </w:tcPr>
+          <w:p>
+            <w:pPr>
+              <w:jc w:val="center"/>
+            </w:pPr>
+            <w:r/>
+            <w:r>
+              <w:rPr>
+                <w:rFonts w:ascii="Times New Roman" w:hAnsi="Times New Roman"/>
+                <w:sz w:val="20"/>
+              </w:rPr>
+              <w:t>Spasial</w:t>
             </w:r>
           </w:p>
         </w:tc>
@@ -1150,21 +1553,57 @@
     <w:p/>
     <w:p>
       <w:pPr>
+        <w:ind w:firstLine="720"/>
+      </w:pPr>
+      <w:r>
+        <w:rPr>
+          <w:rFonts w:ascii="Times New Roman" w:hAnsi="Times New Roman"/>
+          <w:sz w:val="24"/>
+        </w:rPr>
+        <w:t>Dataset nomor 1 hingga 4 diekstraksi dari dokumen PDF menjadi format CSV melalui proses transkripsi tabel manual dan otomatis. Dataset nomor 5 digunakan sebagai referensi pembanding dan tidak dijadikan dataset utama karena level wilayahnya provinsi, bukan Kabupaten/Kota.</w:t>
+      </w:r>
+    </w:p>
+    <w:p>
+      <w:pPr>
         <w:pStyle w:val="Heading2"/>
       </w:pPr>
       <w:r>
-        <w:t>2.2 Variabel Dataset</w:t>
+        <w:t>2.2 Data Putus Sekolah — Sumber Utama</w:t>
+      </w:r>
+    </w:p>
+    <w:p>
+      <w:pPr>
+        <w:ind w:firstLine="720"/>
+      </w:pPr>
+      <w:r>
+        <w:rPr>
+          <w:rFonts w:ascii="Times New Roman" w:hAnsi="Times New Roman"/>
+          <w:sz w:val="24"/>
+        </w:rPr>
+        <w:t>Sumber utama analisis adalah Buku Profil Perkembangan Kependudukan Provinsi Jawa Barat 2024 yang diterbitkan oleh Dinas Kependudukan dan Pencatatan Sipil Jawa Barat bekerja sama dengan Kemendikdasmen. Data putus sekolah tercantum pada halaman 99 hingga 102 buku tersebut dalam bentuk tabel agregat per Kabupaten/Kota, dengan cut-off data per 30 November 2024.</w:t>
       </w:r>
     </w:p>
     <w:p>
       <w:r>
         <w:rPr>
           <w:rFonts w:ascii="Times New Roman" w:hAnsi="Times New Roman"/>
-          <w:b w:val="0"/>
+          <w:b/>
           <w:i w:val="0"/>
           <w:sz w:val="24"/>
         </w:rPr>
-        <w:t>Dataset akhir terdiri dari 18 kolom dan 27 baris (setiap baris mewakili satu Kabupaten/Kota).</w:t>
+        <w:t>2.2.1 Struktur Data Mentah</w:t>
+      </w:r>
+    </w:p>
+    <w:p>
+      <w:pPr>
+        <w:ind w:firstLine="720"/>
+      </w:pPr>
+      <w:r>
+        <w:rPr>
+          <w:rFonts w:ascii="Times New Roman" w:hAnsi="Times New Roman"/>
+          <w:sz w:val="24"/>
+        </w:rPr>
+        <w:t>Data putus sekolah tersimpan dalam format long (tidy) — setiap wilayah memiliki tiga baris data yang mewakili tiga jenjang pendidikan:</w:t>
       </w:r>
     </w:p>
     <w:tbl>
@@ -1197,7 +1636,7 @@
                 <w:b/>
                 <w:sz w:val="20"/>
               </w:rPr>
-              <w:t>No</w:t>
+              <w:t>Kolom</w:t>
             </w:r>
           </w:p>
         </w:tc>
@@ -1217,7 +1656,7 @@
                 <w:b/>
                 <w:sz w:val="20"/>
               </w:rPr>
-              <w:t>Variabel</w:t>
+              <w:t>Tipe</w:t>
             </w:r>
           </w:p>
         </w:tc>
@@ -1237,7 +1676,7 @@
                 <w:b/>
                 <w:sz w:val="20"/>
               </w:rPr>
-              <w:t>Tipe</w:t>
+              <w:t>Contoh Isi</w:t>
             </w:r>
           </w:p>
         </w:tc>
@@ -1277,7 +1716,7 @@
                 <w:rFonts w:ascii="Times New Roman" w:hAnsi="Times New Roman"/>
                 <w:sz w:val="20"/>
               </w:rPr>
-              <w:t>1</w:t>
+              <w:t>kode_kabkota</w:t>
             </w:r>
           </w:p>
         </w:tc>
@@ -1295,7 +1734,7 @@
                 <w:rFonts w:ascii="Times New Roman" w:hAnsi="Times New Roman"/>
                 <w:sz w:val="20"/>
               </w:rPr>
-              <w:t>Kab_Kota</w:t>
+              <w:t>Kategorik</w:t>
             </w:r>
           </w:p>
         </w:tc>
@@ -1313,7 +1752,7 @@
                 <w:rFonts w:ascii="Times New Roman" w:hAnsi="Times New Roman"/>
                 <w:sz w:val="20"/>
               </w:rPr>
-              <w:t>Kategorik</w:t>
+              <w:t>3201</w:t>
             </w:r>
           </w:p>
         </w:tc>
@@ -1331,7 +1770,7 @@
                 <w:rFonts w:ascii="Times New Roman" w:hAnsi="Times New Roman"/>
                 <w:sz w:val="20"/>
               </w:rPr>
-              <w:t>Nama 27 Kabupaten/Kota</w:t>
+              <w:t>Kode BPS 4-digit</w:t>
             </w:r>
           </w:p>
         </w:tc>
@@ -1351,7 +1790,7 @@
                 <w:rFonts w:ascii="Times New Roman" w:hAnsi="Times New Roman"/>
                 <w:sz w:val="20"/>
               </w:rPr>
-              <w:t>2</w:t>
+              <w:t>kabupaten_kota</w:t>
             </w:r>
           </w:p>
         </w:tc>
@@ -1369,7 +1808,7 @@
                 <w:rFonts w:ascii="Times New Roman" w:hAnsi="Times New Roman"/>
                 <w:sz w:val="20"/>
               </w:rPr>
-              <w:t>Putus_SD</w:t>
+              <w:t>Kategorik</w:t>
             </w:r>
           </w:p>
         </w:tc>
@@ -1387,7 +1826,7 @@
                 <w:rFonts w:ascii="Times New Roman" w:hAnsi="Times New Roman"/>
                 <w:sz w:val="20"/>
               </w:rPr>
-              <w:t>Numerik</w:t>
+              <w:t>BOGOR</w:t>
             </w:r>
           </w:p>
         </w:tc>
@@ -1405,7 +1844,7 @@
                 <w:rFonts w:ascii="Times New Roman" w:hAnsi="Times New Roman"/>
                 <w:sz w:val="20"/>
               </w:rPr>
-              <w:t>Jumlah putus sekolah jenjang SD</w:t>
+              <w:t>Nama wilayah huruf kapital, tanpa gelar</w:t>
             </w:r>
           </w:p>
         </w:tc>
@@ -1425,7 +1864,7 @@
                 <w:rFonts w:ascii="Times New Roman" w:hAnsi="Times New Roman"/>
                 <w:sz w:val="20"/>
               </w:rPr>
-              <w:t>3</w:t>
+              <w:t>jenjang</w:t>
             </w:r>
           </w:p>
         </w:tc>
@@ -1443,7 +1882,7 @@
                 <w:rFonts w:ascii="Times New Roman" w:hAnsi="Times New Roman"/>
                 <w:sz w:val="20"/>
               </w:rPr>
-              <w:t>Putus_SMP</w:t>
+              <w:t>Kategorik</w:t>
             </w:r>
           </w:p>
         </w:tc>
@@ -1461,7 +1900,7 @@
                 <w:rFonts w:ascii="Times New Roman" w:hAnsi="Times New Roman"/>
                 <w:sz w:val="20"/>
               </w:rPr>
-              <w:t>Numerik</w:t>
+              <w:t>SD</w:t>
             </w:r>
           </w:p>
         </w:tc>
@@ -1479,7 +1918,7 @@
                 <w:rFonts w:ascii="Times New Roman" w:hAnsi="Times New Roman"/>
                 <w:sz w:val="20"/>
               </w:rPr>
-              <w:t>Jumlah putus sekolah jenjang SMP</w:t>
+              <w:t>SD, SMP, atau SMA_SMK</w:t>
             </w:r>
           </w:p>
         </w:tc>
@@ -1499,7 +1938,7 @@
                 <w:rFonts w:ascii="Times New Roman" w:hAnsi="Times New Roman"/>
                 <w:sz w:val="20"/>
               </w:rPr>
-              <w:t>4</w:t>
+              <w:t>jumlah_siswa</w:t>
             </w:r>
           </w:p>
         </w:tc>
@@ -1517,7 +1956,7 @@
                 <w:rFonts w:ascii="Times New Roman" w:hAnsi="Times New Roman"/>
                 <w:sz w:val="20"/>
               </w:rPr>
-              <w:t>Putus_SMA</w:t>
+              <w:t>Numerik</w:t>
             </w:r>
           </w:p>
         </w:tc>
@@ -1535,7 +1974,7 @@
                 <w:rFonts w:ascii="Times New Roman" w:hAnsi="Times New Roman"/>
                 <w:sz w:val="20"/>
               </w:rPr>
-              <w:t>Numerik</w:t>
+              <w:t>701856</w:t>
             </w:r>
           </w:p>
         </w:tc>
@@ -1553,7 +1992,7 @@
                 <w:rFonts w:ascii="Times New Roman" w:hAnsi="Times New Roman"/>
                 <w:sz w:val="20"/>
               </w:rPr>
-              <w:t>Jumlah putus sekolah jenjang SMA</w:t>
+              <w:t>Total siswa terdaftar (denominator)</w:t>
             </w:r>
           </w:p>
         </w:tc>
@@ -1573,7 +2012,7 @@
                 <w:rFonts w:ascii="Times New Roman" w:hAnsi="Times New Roman"/>
                 <w:sz w:val="20"/>
               </w:rPr>
-              <w:t>5</w:t>
+              <w:t>jumlah_putus_sekolah</w:t>
             </w:r>
           </w:p>
         </w:tc>
@@ -1591,7 +2030,7 @@
                 <w:rFonts w:ascii="Times New Roman" w:hAnsi="Times New Roman"/>
                 <w:sz w:val="20"/>
               </w:rPr>
-              <w:t>Putus_SMK</w:t>
+              <w:t>Numerik</w:t>
             </w:r>
           </w:p>
         </w:tc>
@@ -1609,7 +2048,7 @@
                 <w:rFonts w:ascii="Times New Roman" w:hAnsi="Times New Roman"/>
                 <w:sz w:val="20"/>
               </w:rPr>
-              <w:t>Numerik</w:t>
+              <w:t>533</w:t>
             </w:r>
           </w:p>
         </w:tc>
@@ -1627,7 +2066,7 @@
                 <w:rFonts w:ascii="Times New Roman" w:hAnsi="Times New Roman"/>
                 <w:sz w:val="20"/>
               </w:rPr>
-              <w:t>Jumlah putus sekolah jenjang SMK</w:t>
+              <w:t>Jumlah absolut siswa putus sekolah</w:t>
             </w:r>
           </w:p>
         </w:tc>
@@ -1647,7 +2086,7 @@
                 <w:rFonts w:ascii="Times New Roman" w:hAnsi="Times New Roman"/>
                 <w:sz w:val="20"/>
               </w:rPr>
-              <w:t>6</w:t>
+              <w:t>angka_putus_sekolah_pct</w:t>
             </w:r>
           </w:p>
         </w:tc>
@@ -1665,7 +2104,7 @@
                 <w:rFonts w:ascii="Times New Roman" w:hAnsi="Times New Roman"/>
                 <w:sz w:val="20"/>
               </w:rPr>
-              <w:t>Putus_SLB</w:t>
+              <w:t>Numerik</w:t>
             </w:r>
           </w:p>
         </w:tc>
@@ -1683,7 +2122,7 @@
                 <w:rFonts w:ascii="Times New Roman" w:hAnsi="Times New Roman"/>
                 <w:sz w:val="20"/>
               </w:rPr>
-              <w:t>Numerik</w:t>
+              <w:t>0.08</w:t>
             </w:r>
           </w:p>
         </w:tc>
@@ -1701,451 +2140,7 @@
                 <w:rFonts w:ascii="Times New Roman" w:hAnsi="Times New Roman"/>
                 <w:sz w:val="20"/>
               </w:rPr>
-              <w:t>Jumlah putus sekolah jenjang SLB</w:t>
-            </w:r>
-          </w:p>
-        </w:tc>
-      </w:tr>
-      <w:tr>
-        <w:tc>
-          <w:tcPr>
-            <w:tcW w:type="dxa" w:w="2340"/>
-          </w:tcPr>
-          <w:p>
-            <w:pPr>
-              <w:jc w:val="center"/>
-            </w:pPr>
-            <w:r/>
-            <w:r>
-              <w:rPr>
-                <w:rFonts w:ascii="Times New Roman" w:hAnsi="Times New Roman"/>
-                <w:sz w:val="20"/>
-              </w:rPr>
-              <w:t>7</w:t>
-            </w:r>
-          </w:p>
-        </w:tc>
-        <w:tc>
-          <w:tcPr>
-            <w:tcW w:type="dxa" w:w="2340"/>
-          </w:tcPr>
-          <w:p>
-            <w:pPr>
-              <w:jc w:val="center"/>
-            </w:pPr>
-            <w:r/>
-            <w:r>
-              <w:rPr>
-                <w:rFonts w:ascii="Times New Roman" w:hAnsi="Times New Roman"/>
-                <w:sz w:val="20"/>
-              </w:rPr>
-              <w:t>IPM_2024</w:t>
-            </w:r>
-          </w:p>
-        </w:tc>
-        <w:tc>
-          <w:tcPr>
-            <w:tcW w:type="dxa" w:w="2340"/>
-          </w:tcPr>
-          <w:p>
-            <w:pPr>
-              <w:jc w:val="center"/>
-            </w:pPr>
-            <w:r/>
-            <w:r>
-              <w:rPr>
-                <w:rFonts w:ascii="Times New Roman" w:hAnsi="Times New Roman"/>
-                <w:sz w:val="20"/>
-              </w:rPr>
-              <w:t>Numerik</w:t>
-            </w:r>
-          </w:p>
-        </w:tc>
-        <w:tc>
-          <w:tcPr>
-            <w:tcW w:type="dxa" w:w="2340"/>
-          </w:tcPr>
-          <w:p>
-            <w:pPr>
-              <w:jc w:val="center"/>
-            </w:pPr>
-            <w:r/>
-            <w:r>
-              <w:rPr>
-                <w:rFonts w:ascii="Times New Roman" w:hAnsi="Times New Roman"/>
-                <w:sz w:val="20"/>
-              </w:rPr>
-              <w:t>Indeks Pembangunan Manusia</w:t>
-            </w:r>
-          </w:p>
-        </w:tc>
-      </w:tr>
-      <w:tr>
-        <w:tc>
-          <w:tcPr>
-            <w:tcW w:type="dxa" w:w="2340"/>
-          </w:tcPr>
-          <w:p>
-            <w:pPr>
-              <w:jc w:val="center"/>
-            </w:pPr>
-            <w:r/>
-            <w:r>
-              <w:rPr>
-                <w:rFonts w:ascii="Times New Roman" w:hAnsi="Times New Roman"/>
-                <w:sz w:val="20"/>
-              </w:rPr>
-              <w:t>8</w:t>
-            </w:r>
-          </w:p>
-        </w:tc>
-        <w:tc>
-          <w:tcPr>
-            <w:tcW w:type="dxa" w:w="2340"/>
-          </w:tcPr>
-          <w:p>
-            <w:pPr>
-              <w:jc w:val="center"/>
-            </w:pPr>
-            <w:r/>
-            <w:r>
-              <w:rPr>
-                <w:rFonts w:ascii="Times New Roman" w:hAnsi="Times New Roman"/>
-                <w:sz w:val="20"/>
-              </w:rPr>
-              <w:t>Persentase_Miskin_Maret</w:t>
-            </w:r>
-          </w:p>
-        </w:tc>
-        <w:tc>
-          <w:tcPr>
-            <w:tcW w:type="dxa" w:w="2340"/>
-          </w:tcPr>
-          <w:p>
-            <w:pPr>
-              <w:jc w:val="center"/>
-            </w:pPr>
-            <w:r/>
-            <w:r>
-              <w:rPr>
-                <w:rFonts w:ascii="Times New Roman" w:hAnsi="Times New Roman"/>
-                <w:sz w:val="20"/>
-              </w:rPr>
-              <w:t>Numerik</w:t>
-            </w:r>
-          </w:p>
-        </w:tc>
-        <w:tc>
-          <w:tcPr>
-            <w:tcW w:type="dxa" w:w="2340"/>
-          </w:tcPr>
-          <w:p>
-            <w:pPr>
-              <w:jc w:val="center"/>
-            </w:pPr>
-            <w:r/>
-            <w:r>
-              <w:rPr>
-                <w:rFonts w:ascii="Times New Roman" w:hAnsi="Times New Roman"/>
-                <w:sz w:val="20"/>
-              </w:rPr>
-              <w:t>Persentase penduduk miskin (%)</w:t>
-            </w:r>
-          </w:p>
-        </w:tc>
-      </w:tr>
-      <w:tr>
-        <w:tc>
-          <w:tcPr>
-            <w:tcW w:type="dxa" w:w="2340"/>
-          </w:tcPr>
-          <w:p>
-            <w:pPr>
-              <w:jc w:val="center"/>
-            </w:pPr>
-            <w:r/>
-            <w:r>
-              <w:rPr>
-                <w:rFonts w:ascii="Times New Roman" w:hAnsi="Times New Roman"/>
-                <w:sz w:val="20"/>
-              </w:rPr>
-              <w:t>9</w:t>
-            </w:r>
-          </w:p>
-        </w:tc>
-        <w:tc>
-          <w:tcPr>
-            <w:tcW w:type="dxa" w:w="2340"/>
-          </w:tcPr>
-          <w:p>
-            <w:pPr>
-              <w:jc w:val="center"/>
-            </w:pPr>
-            <w:r/>
-            <w:r>
-              <w:rPr>
-                <w:rFonts w:ascii="Times New Roman" w:hAnsi="Times New Roman"/>
-                <w:sz w:val="20"/>
-              </w:rPr>
-              <w:t>Total_Putus_Sekolah</w:t>
-            </w:r>
-          </w:p>
-        </w:tc>
-        <w:tc>
-          <w:tcPr>
-            <w:tcW w:type="dxa" w:w="2340"/>
-          </w:tcPr>
-          <w:p>
-            <w:pPr>
-              <w:jc w:val="center"/>
-            </w:pPr>
-            <w:r/>
-            <w:r>
-              <w:rPr>
-                <w:rFonts w:ascii="Times New Roman" w:hAnsi="Times New Roman"/>
-                <w:sz w:val="20"/>
-              </w:rPr>
-              <w:t>Numerik</w:t>
-            </w:r>
-          </w:p>
-        </w:tc>
-        <w:tc>
-          <w:tcPr>
-            <w:tcW w:type="dxa" w:w="2340"/>
-          </w:tcPr>
-          <w:p>
-            <w:pPr>
-              <w:jc w:val="center"/>
-            </w:pPr>
-            <w:r/>
-            <w:r>
-              <w:rPr>
-                <w:rFonts w:ascii="Times New Roman" w:hAnsi="Times New Roman"/>
-                <w:sz w:val="20"/>
-              </w:rPr>
-              <w:t>Total putus sekolah (semua jenjang)</w:t>
-            </w:r>
-          </w:p>
-        </w:tc>
-      </w:tr>
-      <w:tr>
-        <w:tc>
-          <w:tcPr>
-            <w:tcW w:type="dxa" w:w="2340"/>
-          </w:tcPr>
-          <w:p>
-            <w:pPr>
-              <w:jc w:val="center"/>
-            </w:pPr>
-            <w:r/>
-            <w:r>
-              <w:rPr>
-                <w:rFonts w:ascii="Times New Roman" w:hAnsi="Times New Roman"/>
-                <w:sz w:val="20"/>
-              </w:rPr>
-              <w:t>10</w:t>
-            </w:r>
-          </w:p>
-        </w:tc>
-        <w:tc>
-          <w:tcPr>
-            <w:tcW w:type="dxa" w:w="2340"/>
-          </w:tcPr>
-          <w:p>
-            <w:pPr>
-              <w:jc w:val="center"/>
-            </w:pPr>
-            <w:r/>
-            <w:r>
-              <w:rPr>
-                <w:rFonts w:ascii="Times New Roman" w:hAnsi="Times New Roman"/>
-                <w:sz w:val="20"/>
-              </w:rPr>
-              <w:t>Putus_Sekolah_per_10k_Penduduk</w:t>
-            </w:r>
-          </w:p>
-        </w:tc>
-        <w:tc>
-          <w:tcPr>
-            <w:tcW w:type="dxa" w:w="2340"/>
-          </w:tcPr>
-          <w:p>
-            <w:pPr>
-              <w:jc w:val="center"/>
-            </w:pPr>
-            <w:r/>
-            <w:r>
-              <w:rPr>
-                <w:rFonts w:ascii="Times New Roman" w:hAnsi="Times New Roman"/>
-                <w:sz w:val="20"/>
-              </w:rPr>
-              <w:t>Numerik</w:t>
-            </w:r>
-          </w:p>
-        </w:tc>
-        <w:tc>
-          <w:tcPr>
-            <w:tcW w:type="dxa" w:w="2340"/>
-          </w:tcPr>
-          <w:p>
-            <w:pPr>
-              <w:jc w:val="center"/>
-            </w:pPr>
-            <w:r/>
-            <w:r>
-              <w:rPr>
-                <w:rFonts w:ascii="Times New Roman" w:hAnsi="Times New Roman"/>
-                <w:sz w:val="20"/>
-              </w:rPr>
-              <w:t>Rate putus sekolah per 10.000 penduduk</w:t>
-            </w:r>
-          </w:p>
-        </w:tc>
-      </w:tr>
-      <w:tr>
-        <w:tc>
-          <w:tcPr>
-            <w:tcW w:type="dxa" w:w="2340"/>
-          </w:tcPr>
-          <w:p>
-            <w:pPr>
-              <w:jc w:val="center"/>
-            </w:pPr>
-            <w:r/>
-            <w:r>
-              <w:rPr>
-                <w:rFonts w:ascii="Times New Roman" w:hAnsi="Times New Roman"/>
-                <w:sz w:val="20"/>
-              </w:rPr>
-              <w:t>11</w:t>
-            </w:r>
-          </w:p>
-        </w:tc>
-        <w:tc>
-          <w:tcPr>
-            <w:tcW w:type="dxa" w:w="2340"/>
-          </w:tcPr>
-          <w:p>
-            <w:pPr>
-              <w:jc w:val="center"/>
-            </w:pPr>
-            <w:r/>
-            <w:r>
-              <w:rPr>
-                <w:rFonts w:ascii="Times New Roman" w:hAnsi="Times New Roman"/>
-                <w:sz w:val="20"/>
-              </w:rPr>
-              <w:t>Cluster</w:t>
-            </w:r>
-          </w:p>
-        </w:tc>
-        <w:tc>
-          <w:tcPr>
-            <w:tcW w:type="dxa" w:w="2340"/>
-          </w:tcPr>
-          <w:p>
-            <w:pPr>
-              <w:jc w:val="center"/>
-            </w:pPr>
-            <w:r/>
-            <w:r>
-              <w:rPr>
-                <w:rFonts w:ascii="Times New Roman" w:hAnsi="Times New Roman"/>
-                <w:sz w:val="20"/>
-              </w:rPr>
-              <w:t>Numerik</w:t>
-            </w:r>
-          </w:p>
-        </w:tc>
-        <w:tc>
-          <w:tcPr>
-            <w:tcW w:type="dxa" w:w="2340"/>
-          </w:tcPr>
-          <w:p>
-            <w:pPr>
-              <w:jc w:val="center"/>
-            </w:pPr>
-            <w:r/>
-            <w:r>
-              <w:rPr>
-                <w:rFonts w:ascii="Times New Roman" w:hAnsi="Times New Roman"/>
-                <w:sz w:val="20"/>
-              </w:rPr>
-              <w:t>Label klaster (0/1/2)</w:t>
-            </w:r>
-          </w:p>
-        </w:tc>
-      </w:tr>
-      <w:tr>
-        <w:tc>
-          <w:tcPr>
-            <w:tcW w:type="dxa" w:w="2340"/>
-          </w:tcPr>
-          <w:p>
-            <w:pPr>
-              <w:jc w:val="center"/>
-            </w:pPr>
-            <w:r/>
-            <w:r>
-              <w:rPr>
-                <w:rFonts w:ascii="Times New Roman" w:hAnsi="Times New Roman"/>
-                <w:sz w:val="20"/>
-              </w:rPr>
-              <w:t>12</w:t>
-            </w:r>
-          </w:p>
-        </w:tc>
-        <w:tc>
-          <w:tcPr>
-            <w:tcW w:type="dxa" w:w="2340"/>
-          </w:tcPr>
-          <w:p>
-            <w:pPr>
-              <w:jc w:val="center"/>
-            </w:pPr>
-            <w:r/>
-            <w:r>
-              <w:rPr>
-                <w:rFonts w:ascii="Times New Roman" w:hAnsi="Times New Roman"/>
-                <w:sz w:val="20"/>
-              </w:rPr>
-              <w:t>Tingkat_Kerentanan</w:t>
-            </w:r>
-          </w:p>
-        </w:tc>
-        <w:tc>
-          <w:tcPr>
-            <w:tcW w:type="dxa" w:w="2340"/>
-          </w:tcPr>
-          <w:p>
-            <w:pPr>
-              <w:jc w:val="center"/>
-            </w:pPr>
-            <w:r/>
-            <w:r>
-              <w:rPr>
-                <w:rFonts w:ascii="Times New Roman" w:hAnsi="Times New Roman"/>
-                <w:sz w:val="20"/>
-              </w:rPr>
-              <w:t>Kategorik</w:t>
-            </w:r>
-          </w:p>
-        </w:tc>
-        <w:tc>
-          <w:tcPr>
-            <w:tcW w:type="dxa" w:w="2340"/>
-          </w:tcPr>
-          <w:p>
-            <w:pPr>
-              <w:jc w:val="center"/>
-            </w:pPr>
-            <w:r/>
-            <w:r>
-              <w:rPr>
-                <w:rFonts w:ascii="Times New Roman" w:hAnsi="Times New Roman"/>
-                <w:sz w:val="20"/>
-              </w:rPr>
-              <w:t>Risiko Tinggi/Sedang/Rendah</w:t>
+              <w:t>Persentase putus = (putus/siswa) × 100</w:t>
             </w:r>
           </w:p>
         </w:tc>
@@ -2154,13 +2149,37 @@
     <w:p/>
     <w:p>
       <w:pPr>
-        <w:pStyle w:val="Heading2"/>
+        <w:ind w:firstLine="720"/>
       </w:pPr>
       <w:r>
-        <w:t>2.3 GeoJSON</w:t>
+        <w:rPr>
+          <w:rFonts w:ascii="Times New Roman" w:hAnsi="Times New Roman"/>
+          <w:sz w:val="24"/>
+        </w:rPr>
+        <w:t>Dengan 27 wilayah dan 3 jenjang, total 81 baris data mentah. Tiap wilayah memiliki tepat 3 baris — masing-masing untuk jenjang SD, SMP, dan SMA_SMK.</w:t>
       </w:r>
     </w:p>
     <w:p>
+      <w:r>
+        <w:rPr>
+          <w:rFonts w:ascii="Times New Roman" w:hAnsi="Times New Roman"/>
+          <w:b/>
+          <w:i w:val="0"/>
+          <w:sz w:val="24"/>
+        </w:rPr>
+        <w:t>2.2.2 Karakteristik Data Mentah</w:t>
+      </w:r>
+    </w:p>
+    <w:p>
+      <w:r>
+        <w:rPr>
+          <w:rFonts w:ascii="Times New Roman" w:hAnsi="Times New Roman"/>
+          <w:b/>
+          <w:i w:val="0"/>
+          <w:sz w:val="24"/>
+        </w:rPr>
+        <w:t xml:space="preserve">Format long (tidy): </w:t>
+      </w:r>
       <w:r>
         <w:rPr>
           <w:rFonts w:ascii="Times New Roman" w:hAnsi="Times New Roman"/>
@@ -2168,7 +2187,2000 @@
           <w:i w:val="0"/>
           <w:sz w:val="24"/>
         </w:rPr>
-        <w:t>Batas administrasi diperoleh dari dua sumber yang digabungkan:</w:t>
+        <w:t>Data disimpan dengan satu baris per jenjang per wilayah — praktik tidy data yang memudahkan agregasi dan transformasi. Data ini akan di-pivot ke format wide (satu baris per wilayah) pada tahap integrasi.</w:t>
+      </w:r>
+    </w:p>
+    <w:p>
+      <w:r>
+        <w:rPr>
+          <w:rFonts w:ascii="Times New Roman" w:hAnsi="Times New Roman"/>
+          <w:b/>
+          <w:i w:val="0"/>
+          <w:sz w:val="24"/>
+        </w:rPr>
+        <w:t xml:space="preserve">Keterbatasan jenjang: </w:t>
+      </w:r>
+      <w:r>
+        <w:rPr>
+          <w:rFonts w:ascii="Times New Roman" w:hAnsi="Times New Roman"/>
+          <w:b w:val="0"/>
+          <w:i w:val="0"/>
+          <w:sz w:val="24"/>
+        </w:rPr>
+        <w:t>Data mentah hanya mencakup tiga kategori jenjang — SD, SMP, dan SMA_SMK (masih tergabung). Artinya: (1) angka putus SMA dan SMK belum terpisah pada data mentah, dan (2) tidak ada data SLB (Sekolah Luar Biasa) pada sumber utama ini.</w:t>
+      </w:r>
+    </w:p>
+    <w:p>
+      <w:r>
+        <w:rPr>
+          <w:rFonts w:ascii="Times New Roman" w:hAnsi="Times New Roman"/>
+          <w:b/>
+          <w:i w:val="0"/>
+          <w:sz w:val="24"/>
+        </w:rPr>
+        <w:t xml:space="preserve">Jumlah siswa sebagai denominator: </w:t>
+      </w:r>
+      <w:r>
+        <w:rPr>
+          <w:rFonts w:ascii="Times New Roman" w:hAnsi="Times New Roman"/>
+          <w:b w:val="0"/>
+          <w:i w:val="0"/>
+          <w:sz w:val="24"/>
+        </w:rPr>
+        <w:t>Tersedianya kolom jumlah_siswa memungkinkan perhitungan angka putus sekolah dalam persentase (sudah dihitung sebagai angka_putus_sekolah_pct) serta perhitungan rate per 10 ribu penduduk setelah digabung dengan data proyeksi penduduk dari BPS.</w:t>
+      </w:r>
+    </w:p>
+    <w:p>
+      <w:r>
+        <w:rPr>
+          <w:rFonts w:ascii="Times New Roman" w:hAnsi="Times New Roman"/>
+          <w:b/>
+          <w:i w:val="0"/>
+          <w:sz w:val="24"/>
+        </w:rPr>
+        <w:t xml:space="preserve">Keterbatasan definisi: </w:t>
+      </w:r>
+      <w:r>
+        <w:rPr>
+          <w:rFonts w:ascii="Times New Roman" w:hAnsi="Times New Roman"/>
+          <w:b w:val="0"/>
+          <w:i w:val="0"/>
+          <w:sz w:val="24"/>
+        </w:rPr>
+        <w:t>Data ini mencatat angka putus sekolah (dropout), bukan anak tidak sekolah (out-of-school children) secara keseluruhan. Seorang anak yang sama sekali tidak pernah bersekolah tidak tercakup.</w:t>
+      </w:r>
+    </w:p>
+    <w:p>
+      <w:r>
+        <w:rPr>
+          <w:rFonts w:ascii="Times New Roman" w:hAnsi="Times New Roman"/>
+          <w:b/>
+          <w:i w:val="0"/>
+          <w:sz w:val="24"/>
+        </w:rPr>
+        <w:t>2.2.3 Contoh Data Mentah</w:t>
+      </w:r>
+    </w:p>
+    <w:p>
+      <w:pPr>
+        <w:ind w:firstLine="720"/>
+      </w:pPr>
+      <w:r>
+        <w:rPr>
+          <w:rFonts w:ascii="Times New Roman" w:hAnsi="Times New Roman"/>
+          <w:sz w:val="24"/>
+        </w:rPr>
+        <w:t>Cuplikan data untuk tiga wilayah menggambarkan struktur data ini:</w:t>
+      </w:r>
+    </w:p>
+    <w:tbl>
+      <w:tblPr>
+        <w:tblStyle w:val="TableGrid"/>
+        <w:tblW w:type="auto" w:w="0"/>
+        <w:jc w:val="center"/>
+        <w:tblLook w:firstColumn="1" w:firstRow="1" w:lastColumn="0" w:lastRow="0" w:noHBand="0" w:noVBand="1" w:val="04A0"/>
+      </w:tblPr>
+      <w:tblGrid>
+        <w:gridCol w:w="1560"/>
+        <w:gridCol w:w="1560"/>
+        <w:gridCol w:w="1560"/>
+        <w:gridCol w:w="1560"/>
+        <w:gridCol w:w="1560"/>
+        <w:gridCol w:w="1560"/>
+      </w:tblGrid>
+      <w:tr>
+        <w:tc>
+          <w:tcPr>
+            <w:tcW w:type="dxa" w:w="1560"/>
+            <w:shd w:fill="D9E2F3"/>
+          </w:tcPr>
+          <w:p>
+            <w:pPr>
+              <w:jc w:val="center"/>
+            </w:pPr>
+            <w:r/>
+            <w:r>
+              <w:rPr>
+                <w:rFonts w:ascii="Times New Roman" w:hAnsi="Times New Roman"/>
+                <w:b/>
+                <w:sz w:val="20"/>
+              </w:rPr>
+              <w:t>kode_kabkota</w:t>
+            </w:r>
+          </w:p>
+        </w:tc>
+        <w:tc>
+          <w:tcPr>
+            <w:tcW w:type="dxa" w:w="1560"/>
+            <w:shd w:fill="D9E2F3"/>
+          </w:tcPr>
+          <w:p>
+            <w:pPr>
+              <w:jc w:val="center"/>
+            </w:pPr>
+            <w:r/>
+            <w:r>
+              <w:rPr>
+                <w:rFonts w:ascii="Times New Roman" w:hAnsi="Times New Roman"/>
+                <w:b/>
+                <w:sz w:val="20"/>
+              </w:rPr>
+              <w:t>kabupaten_kota</w:t>
+            </w:r>
+          </w:p>
+        </w:tc>
+        <w:tc>
+          <w:tcPr>
+            <w:tcW w:type="dxa" w:w="1560"/>
+            <w:shd w:fill="D9E2F3"/>
+          </w:tcPr>
+          <w:p>
+            <w:pPr>
+              <w:jc w:val="center"/>
+            </w:pPr>
+            <w:r/>
+            <w:r>
+              <w:rPr>
+                <w:rFonts w:ascii="Times New Roman" w:hAnsi="Times New Roman"/>
+                <w:b/>
+                <w:sz w:val="20"/>
+              </w:rPr>
+              <w:t>jenjang</w:t>
+            </w:r>
+          </w:p>
+        </w:tc>
+        <w:tc>
+          <w:tcPr>
+            <w:tcW w:type="dxa" w:w="1560"/>
+            <w:shd w:fill="D9E2F3"/>
+          </w:tcPr>
+          <w:p>
+            <w:pPr>
+              <w:jc w:val="center"/>
+            </w:pPr>
+            <w:r/>
+            <w:r>
+              <w:rPr>
+                <w:rFonts w:ascii="Times New Roman" w:hAnsi="Times New Roman"/>
+                <w:b/>
+                <w:sz w:val="20"/>
+              </w:rPr>
+              <w:t>jumlah_siswa</w:t>
+            </w:r>
+          </w:p>
+        </w:tc>
+        <w:tc>
+          <w:tcPr>
+            <w:tcW w:type="dxa" w:w="1560"/>
+            <w:shd w:fill="D9E2F3"/>
+          </w:tcPr>
+          <w:p>
+            <w:pPr>
+              <w:jc w:val="center"/>
+            </w:pPr>
+            <w:r/>
+            <w:r>
+              <w:rPr>
+                <w:rFonts w:ascii="Times New Roman" w:hAnsi="Times New Roman"/>
+                <w:b/>
+                <w:sz w:val="20"/>
+              </w:rPr>
+              <w:t>jumlah_putus</w:t>
+            </w:r>
+          </w:p>
+        </w:tc>
+        <w:tc>
+          <w:tcPr>
+            <w:tcW w:type="dxa" w:w="1560"/>
+            <w:shd w:fill="D9E2F3"/>
+          </w:tcPr>
+          <w:p>
+            <w:pPr>
+              <w:jc w:val="center"/>
+            </w:pPr>
+            <w:r/>
+            <w:r>
+              <w:rPr>
+                <w:rFonts w:ascii="Times New Roman" w:hAnsi="Times New Roman"/>
+                <w:b/>
+                <w:sz w:val="20"/>
+              </w:rPr>
+              <w:t>angka_putus_pct</w:t>
+            </w:r>
+          </w:p>
+        </w:tc>
+      </w:tr>
+      <w:tr>
+        <w:tc>
+          <w:tcPr>
+            <w:tcW w:type="dxa" w:w="1560"/>
+          </w:tcPr>
+          <w:p>
+            <w:pPr>
+              <w:jc w:val="center"/>
+            </w:pPr>
+            <w:r/>
+            <w:r>
+              <w:rPr>
+                <w:rFonts w:ascii="Times New Roman" w:hAnsi="Times New Roman"/>
+                <w:sz w:val="20"/>
+              </w:rPr>
+              <w:t>3201</w:t>
+            </w:r>
+          </w:p>
+        </w:tc>
+        <w:tc>
+          <w:tcPr>
+            <w:tcW w:type="dxa" w:w="1560"/>
+          </w:tcPr>
+          <w:p>
+            <w:pPr>
+              <w:jc w:val="center"/>
+            </w:pPr>
+            <w:r/>
+            <w:r>
+              <w:rPr>
+                <w:rFonts w:ascii="Times New Roman" w:hAnsi="Times New Roman"/>
+                <w:sz w:val="20"/>
+              </w:rPr>
+              <w:t>BOGOR</w:t>
+            </w:r>
+          </w:p>
+        </w:tc>
+        <w:tc>
+          <w:tcPr>
+            <w:tcW w:type="dxa" w:w="1560"/>
+          </w:tcPr>
+          <w:p>
+            <w:pPr>
+              <w:jc w:val="center"/>
+            </w:pPr>
+            <w:r/>
+            <w:r>
+              <w:rPr>
+                <w:rFonts w:ascii="Times New Roman" w:hAnsi="Times New Roman"/>
+                <w:sz w:val="20"/>
+              </w:rPr>
+              <w:t>SD</w:t>
+            </w:r>
+          </w:p>
+        </w:tc>
+        <w:tc>
+          <w:tcPr>
+            <w:tcW w:type="dxa" w:w="1560"/>
+          </w:tcPr>
+          <w:p>
+            <w:pPr>
+              <w:jc w:val="center"/>
+            </w:pPr>
+            <w:r/>
+            <w:r>
+              <w:rPr>
+                <w:rFonts w:ascii="Times New Roman" w:hAnsi="Times New Roman"/>
+                <w:sz w:val="20"/>
+              </w:rPr>
+              <w:t>701.856</w:t>
+            </w:r>
+          </w:p>
+        </w:tc>
+        <w:tc>
+          <w:tcPr>
+            <w:tcW w:type="dxa" w:w="1560"/>
+          </w:tcPr>
+          <w:p>
+            <w:pPr>
+              <w:jc w:val="center"/>
+            </w:pPr>
+            <w:r/>
+            <w:r>
+              <w:rPr>
+                <w:rFonts w:ascii="Times New Roman" w:hAnsi="Times New Roman"/>
+                <w:sz w:val="20"/>
+              </w:rPr>
+              <w:t>533</w:t>
+            </w:r>
+          </w:p>
+        </w:tc>
+        <w:tc>
+          <w:tcPr>
+            <w:tcW w:type="dxa" w:w="1560"/>
+          </w:tcPr>
+          <w:p>
+            <w:pPr>
+              <w:jc w:val="center"/>
+            </w:pPr>
+            <w:r/>
+            <w:r>
+              <w:rPr>
+                <w:rFonts w:ascii="Times New Roman" w:hAnsi="Times New Roman"/>
+                <w:sz w:val="20"/>
+              </w:rPr>
+              <w:t>0,08</w:t>
+            </w:r>
+          </w:p>
+        </w:tc>
+      </w:tr>
+      <w:tr>
+        <w:tc>
+          <w:tcPr>
+            <w:tcW w:type="dxa" w:w="1560"/>
+          </w:tcPr>
+          <w:p>
+            <w:pPr>
+              <w:jc w:val="center"/>
+            </w:pPr>
+            <w:r/>
+            <w:r>
+              <w:rPr>
+                <w:rFonts w:ascii="Times New Roman" w:hAnsi="Times New Roman"/>
+                <w:sz w:val="20"/>
+              </w:rPr>
+              <w:t>3201</w:t>
+            </w:r>
+          </w:p>
+        </w:tc>
+        <w:tc>
+          <w:tcPr>
+            <w:tcW w:type="dxa" w:w="1560"/>
+          </w:tcPr>
+          <w:p>
+            <w:pPr>
+              <w:jc w:val="center"/>
+            </w:pPr>
+            <w:r/>
+            <w:r>
+              <w:rPr>
+                <w:rFonts w:ascii="Times New Roman" w:hAnsi="Times New Roman"/>
+                <w:sz w:val="20"/>
+              </w:rPr>
+              <w:t>BOGOR</w:t>
+            </w:r>
+          </w:p>
+        </w:tc>
+        <w:tc>
+          <w:tcPr>
+            <w:tcW w:type="dxa" w:w="1560"/>
+          </w:tcPr>
+          <w:p>
+            <w:pPr>
+              <w:jc w:val="center"/>
+            </w:pPr>
+            <w:r/>
+            <w:r>
+              <w:rPr>
+                <w:rFonts w:ascii="Times New Roman" w:hAnsi="Times New Roman"/>
+                <w:sz w:val="20"/>
+              </w:rPr>
+              <w:t>SMP</w:t>
+            </w:r>
+          </w:p>
+        </w:tc>
+        <w:tc>
+          <w:tcPr>
+            <w:tcW w:type="dxa" w:w="1560"/>
+          </w:tcPr>
+          <w:p>
+            <w:pPr>
+              <w:jc w:val="center"/>
+            </w:pPr>
+            <w:r/>
+            <w:r>
+              <w:rPr>
+                <w:rFonts w:ascii="Times New Roman" w:hAnsi="Times New Roman"/>
+                <w:sz w:val="20"/>
+              </w:rPr>
+              <w:t>346.527</w:t>
+            </w:r>
+          </w:p>
+        </w:tc>
+        <w:tc>
+          <w:tcPr>
+            <w:tcW w:type="dxa" w:w="1560"/>
+          </w:tcPr>
+          <w:p>
+            <w:pPr>
+              <w:jc w:val="center"/>
+            </w:pPr>
+            <w:r/>
+            <w:r>
+              <w:rPr>
+                <w:rFonts w:ascii="Times New Roman" w:hAnsi="Times New Roman"/>
+                <w:sz w:val="20"/>
+              </w:rPr>
+              <w:t>254</w:t>
+            </w:r>
+          </w:p>
+        </w:tc>
+        <w:tc>
+          <w:tcPr>
+            <w:tcW w:type="dxa" w:w="1560"/>
+          </w:tcPr>
+          <w:p>
+            <w:pPr>
+              <w:jc w:val="center"/>
+            </w:pPr>
+            <w:r/>
+            <w:r>
+              <w:rPr>
+                <w:rFonts w:ascii="Times New Roman" w:hAnsi="Times New Roman"/>
+                <w:sz w:val="20"/>
+              </w:rPr>
+              <w:t>0,07</w:t>
+            </w:r>
+          </w:p>
+        </w:tc>
+      </w:tr>
+      <w:tr>
+        <w:tc>
+          <w:tcPr>
+            <w:tcW w:type="dxa" w:w="1560"/>
+          </w:tcPr>
+          <w:p>
+            <w:pPr>
+              <w:jc w:val="center"/>
+            </w:pPr>
+            <w:r/>
+            <w:r>
+              <w:rPr>
+                <w:rFonts w:ascii="Times New Roman" w:hAnsi="Times New Roman"/>
+                <w:sz w:val="20"/>
+              </w:rPr>
+              <w:t>3201</w:t>
+            </w:r>
+          </w:p>
+        </w:tc>
+        <w:tc>
+          <w:tcPr>
+            <w:tcW w:type="dxa" w:w="1560"/>
+          </w:tcPr>
+          <w:p>
+            <w:pPr>
+              <w:jc w:val="center"/>
+            </w:pPr>
+            <w:r/>
+            <w:r>
+              <w:rPr>
+                <w:rFonts w:ascii="Times New Roman" w:hAnsi="Times New Roman"/>
+                <w:sz w:val="20"/>
+              </w:rPr>
+              <w:t>BOGOR</w:t>
+            </w:r>
+          </w:p>
+        </w:tc>
+        <w:tc>
+          <w:tcPr>
+            <w:tcW w:type="dxa" w:w="1560"/>
+          </w:tcPr>
+          <w:p>
+            <w:pPr>
+              <w:jc w:val="center"/>
+            </w:pPr>
+            <w:r/>
+            <w:r>
+              <w:rPr>
+                <w:rFonts w:ascii="Times New Roman" w:hAnsi="Times New Roman"/>
+                <w:sz w:val="20"/>
+              </w:rPr>
+              <w:t>SMA_SMK</w:t>
+            </w:r>
+          </w:p>
+        </w:tc>
+        <w:tc>
+          <w:tcPr>
+            <w:tcW w:type="dxa" w:w="1560"/>
+          </w:tcPr>
+          <w:p>
+            <w:pPr>
+              <w:jc w:val="center"/>
+            </w:pPr>
+            <w:r/>
+            <w:r>
+              <w:rPr>
+                <w:rFonts w:ascii="Times New Roman" w:hAnsi="Times New Roman"/>
+                <w:sz w:val="20"/>
+              </w:rPr>
+              <w:t>283.834</w:t>
+            </w:r>
+          </w:p>
+        </w:tc>
+        <w:tc>
+          <w:tcPr>
+            <w:tcW w:type="dxa" w:w="1560"/>
+          </w:tcPr>
+          <w:p>
+            <w:pPr>
+              <w:jc w:val="center"/>
+            </w:pPr>
+            <w:r/>
+            <w:r>
+              <w:rPr>
+                <w:rFonts w:ascii="Times New Roman" w:hAnsi="Times New Roman"/>
+                <w:sz w:val="20"/>
+              </w:rPr>
+              <w:t>123</w:t>
+            </w:r>
+          </w:p>
+        </w:tc>
+        <w:tc>
+          <w:tcPr>
+            <w:tcW w:type="dxa" w:w="1560"/>
+          </w:tcPr>
+          <w:p>
+            <w:pPr>
+              <w:jc w:val="center"/>
+            </w:pPr>
+            <w:r/>
+            <w:r>
+              <w:rPr>
+                <w:rFonts w:ascii="Times New Roman" w:hAnsi="Times New Roman"/>
+                <w:sz w:val="20"/>
+              </w:rPr>
+              <w:t>0,04</w:t>
+            </w:r>
+          </w:p>
+        </w:tc>
+      </w:tr>
+      <w:tr>
+        <w:tc>
+          <w:tcPr>
+            <w:tcW w:type="dxa" w:w="1560"/>
+          </w:tcPr>
+          <w:p>
+            <w:pPr>
+              <w:jc w:val="center"/>
+            </w:pPr>
+            <w:r/>
+            <w:r>
+              <w:rPr>
+                <w:rFonts w:ascii="Times New Roman" w:hAnsi="Times New Roman"/>
+                <w:sz w:val="20"/>
+              </w:rPr>
+              <w:t>3204</w:t>
+            </w:r>
+          </w:p>
+        </w:tc>
+        <w:tc>
+          <w:tcPr>
+            <w:tcW w:type="dxa" w:w="1560"/>
+          </w:tcPr>
+          <w:p>
+            <w:pPr>
+              <w:jc w:val="center"/>
+            </w:pPr>
+            <w:r/>
+            <w:r>
+              <w:rPr>
+                <w:rFonts w:ascii="Times New Roman" w:hAnsi="Times New Roman"/>
+                <w:sz w:val="20"/>
+              </w:rPr>
+              <w:t>BANDUNG</w:t>
+            </w:r>
+          </w:p>
+        </w:tc>
+        <w:tc>
+          <w:tcPr>
+            <w:tcW w:type="dxa" w:w="1560"/>
+          </w:tcPr>
+          <w:p>
+            <w:pPr>
+              <w:jc w:val="center"/>
+            </w:pPr>
+            <w:r/>
+            <w:r>
+              <w:rPr>
+                <w:rFonts w:ascii="Times New Roman" w:hAnsi="Times New Roman"/>
+                <w:sz w:val="20"/>
+              </w:rPr>
+              <w:t>SD</w:t>
+            </w:r>
+          </w:p>
+        </w:tc>
+        <w:tc>
+          <w:tcPr>
+            <w:tcW w:type="dxa" w:w="1560"/>
+          </w:tcPr>
+          <w:p>
+            <w:pPr>
+              <w:jc w:val="center"/>
+            </w:pPr>
+            <w:r/>
+            <w:r>
+              <w:rPr>
+                <w:rFonts w:ascii="Times New Roman" w:hAnsi="Times New Roman"/>
+                <w:sz w:val="20"/>
+              </w:rPr>
+              <w:t>408.652</w:t>
+            </w:r>
+          </w:p>
+        </w:tc>
+        <w:tc>
+          <w:tcPr>
+            <w:tcW w:type="dxa" w:w="1560"/>
+          </w:tcPr>
+          <w:p>
+            <w:pPr>
+              <w:jc w:val="center"/>
+            </w:pPr>
+            <w:r/>
+            <w:r>
+              <w:rPr>
+                <w:rFonts w:ascii="Times New Roman" w:hAnsi="Times New Roman"/>
+                <w:sz w:val="20"/>
+              </w:rPr>
+              <w:t>345</w:t>
+            </w:r>
+          </w:p>
+        </w:tc>
+        <w:tc>
+          <w:tcPr>
+            <w:tcW w:type="dxa" w:w="1560"/>
+          </w:tcPr>
+          <w:p>
+            <w:pPr>
+              <w:jc w:val="center"/>
+            </w:pPr>
+            <w:r/>
+            <w:r>
+              <w:rPr>
+                <w:rFonts w:ascii="Times New Roman" w:hAnsi="Times New Roman"/>
+                <w:sz w:val="20"/>
+              </w:rPr>
+              <w:t>0,08</w:t>
+            </w:r>
+          </w:p>
+        </w:tc>
+      </w:tr>
+      <w:tr>
+        <w:tc>
+          <w:tcPr>
+            <w:tcW w:type="dxa" w:w="1560"/>
+          </w:tcPr>
+          <w:p>
+            <w:pPr>
+              <w:jc w:val="center"/>
+            </w:pPr>
+            <w:r/>
+            <w:r>
+              <w:rPr>
+                <w:rFonts w:ascii="Times New Roman" w:hAnsi="Times New Roman"/>
+                <w:sz w:val="20"/>
+              </w:rPr>
+              <w:t>3204</w:t>
+            </w:r>
+          </w:p>
+        </w:tc>
+        <w:tc>
+          <w:tcPr>
+            <w:tcW w:type="dxa" w:w="1560"/>
+          </w:tcPr>
+          <w:p>
+            <w:pPr>
+              <w:jc w:val="center"/>
+            </w:pPr>
+            <w:r/>
+            <w:r>
+              <w:rPr>
+                <w:rFonts w:ascii="Times New Roman" w:hAnsi="Times New Roman"/>
+                <w:sz w:val="20"/>
+              </w:rPr>
+              <w:t>BANDUNG</w:t>
+            </w:r>
+          </w:p>
+        </w:tc>
+        <w:tc>
+          <w:tcPr>
+            <w:tcW w:type="dxa" w:w="1560"/>
+          </w:tcPr>
+          <w:p>
+            <w:pPr>
+              <w:jc w:val="center"/>
+            </w:pPr>
+            <w:r/>
+            <w:r>
+              <w:rPr>
+                <w:rFonts w:ascii="Times New Roman" w:hAnsi="Times New Roman"/>
+                <w:sz w:val="20"/>
+              </w:rPr>
+              <w:t>SMP</w:t>
+            </w:r>
+          </w:p>
+        </w:tc>
+        <w:tc>
+          <w:tcPr>
+            <w:tcW w:type="dxa" w:w="1560"/>
+          </w:tcPr>
+          <w:p>
+            <w:pPr>
+              <w:jc w:val="center"/>
+            </w:pPr>
+            <w:r/>
+            <w:r>
+              <w:rPr>
+                <w:rFonts w:ascii="Times New Roman" w:hAnsi="Times New Roman"/>
+                <w:sz w:val="20"/>
+              </w:rPr>
+              <w:t>191.845</w:t>
+            </w:r>
+          </w:p>
+        </w:tc>
+        <w:tc>
+          <w:tcPr>
+            <w:tcW w:type="dxa" w:w="1560"/>
+          </w:tcPr>
+          <w:p>
+            <w:pPr>
+              <w:jc w:val="center"/>
+            </w:pPr>
+            <w:r/>
+            <w:r>
+              <w:rPr>
+                <w:rFonts w:ascii="Times New Roman" w:hAnsi="Times New Roman"/>
+                <w:sz w:val="20"/>
+              </w:rPr>
+              <w:t>85</w:t>
+            </w:r>
+          </w:p>
+        </w:tc>
+        <w:tc>
+          <w:tcPr>
+            <w:tcW w:type="dxa" w:w="1560"/>
+          </w:tcPr>
+          <w:p>
+            <w:pPr>
+              <w:jc w:val="center"/>
+            </w:pPr>
+            <w:r/>
+            <w:r>
+              <w:rPr>
+                <w:rFonts w:ascii="Times New Roman" w:hAnsi="Times New Roman"/>
+                <w:sz w:val="20"/>
+              </w:rPr>
+              <w:t>0,04</w:t>
+            </w:r>
+          </w:p>
+        </w:tc>
+      </w:tr>
+      <w:tr>
+        <w:tc>
+          <w:tcPr>
+            <w:tcW w:type="dxa" w:w="1560"/>
+          </w:tcPr>
+          <w:p>
+            <w:pPr>
+              <w:jc w:val="center"/>
+            </w:pPr>
+            <w:r/>
+            <w:r>
+              <w:rPr>
+                <w:rFonts w:ascii="Times New Roman" w:hAnsi="Times New Roman"/>
+                <w:sz w:val="20"/>
+              </w:rPr>
+              <w:t>3204</w:t>
+            </w:r>
+          </w:p>
+        </w:tc>
+        <w:tc>
+          <w:tcPr>
+            <w:tcW w:type="dxa" w:w="1560"/>
+          </w:tcPr>
+          <w:p>
+            <w:pPr>
+              <w:jc w:val="center"/>
+            </w:pPr>
+            <w:r/>
+            <w:r>
+              <w:rPr>
+                <w:rFonts w:ascii="Times New Roman" w:hAnsi="Times New Roman"/>
+                <w:sz w:val="20"/>
+              </w:rPr>
+              <w:t>BANDUNG</w:t>
+            </w:r>
+          </w:p>
+        </w:tc>
+        <w:tc>
+          <w:tcPr>
+            <w:tcW w:type="dxa" w:w="1560"/>
+          </w:tcPr>
+          <w:p>
+            <w:pPr>
+              <w:jc w:val="center"/>
+            </w:pPr>
+            <w:r/>
+            <w:r>
+              <w:rPr>
+                <w:rFonts w:ascii="Times New Roman" w:hAnsi="Times New Roman"/>
+                <w:sz w:val="20"/>
+              </w:rPr>
+              <w:t>SMA_SMK</w:t>
+            </w:r>
+          </w:p>
+        </w:tc>
+        <w:tc>
+          <w:tcPr>
+            <w:tcW w:type="dxa" w:w="1560"/>
+          </w:tcPr>
+          <w:p>
+            <w:pPr>
+              <w:jc w:val="center"/>
+            </w:pPr>
+            <w:r/>
+            <w:r>
+              <w:rPr>
+                <w:rFonts w:ascii="Times New Roman" w:hAnsi="Times New Roman"/>
+                <w:sz w:val="20"/>
+              </w:rPr>
+              <w:t>158.731</w:t>
+            </w:r>
+          </w:p>
+        </w:tc>
+        <w:tc>
+          <w:tcPr>
+            <w:tcW w:type="dxa" w:w="1560"/>
+          </w:tcPr>
+          <w:p>
+            <w:pPr>
+              <w:jc w:val="center"/>
+            </w:pPr>
+            <w:r/>
+            <w:r>
+              <w:rPr>
+                <w:rFonts w:ascii="Times New Roman" w:hAnsi="Times New Roman"/>
+                <w:sz w:val="20"/>
+              </w:rPr>
+              <w:t>26</w:t>
+            </w:r>
+          </w:p>
+        </w:tc>
+        <w:tc>
+          <w:tcPr>
+            <w:tcW w:type="dxa" w:w="1560"/>
+          </w:tcPr>
+          <w:p>
+            <w:pPr>
+              <w:jc w:val="center"/>
+            </w:pPr>
+            <w:r/>
+            <w:r>
+              <w:rPr>
+                <w:rFonts w:ascii="Times New Roman" w:hAnsi="Times New Roman"/>
+                <w:sz w:val="20"/>
+              </w:rPr>
+              <w:t>0,02</w:t>
+            </w:r>
+          </w:p>
+        </w:tc>
+      </w:tr>
+      <w:tr>
+        <w:tc>
+          <w:tcPr>
+            <w:tcW w:type="dxa" w:w="1560"/>
+          </w:tcPr>
+          <w:p>
+            <w:pPr>
+              <w:jc w:val="center"/>
+            </w:pPr>
+            <w:r/>
+            <w:r>
+              <w:rPr>
+                <w:rFonts w:ascii="Times New Roman" w:hAnsi="Times New Roman"/>
+                <w:sz w:val="20"/>
+              </w:rPr>
+              <w:t>3273</w:t>
+            </w:r>
+          </w:p>
+        </w:tc>
+        <w:tc>
+          <w:tcPr>
+            <w:tcW w:type="dxa" w:w="1560"/>
+          </w:tcPr>
+          <w:p>
+            <w:pPr>
+              <w:jc w:val="center"/>
+            </w:pPr>
+            <w:r/>
+            <w:r>
+              <w:rPr>
+                <w:rFonts w:ascii="Times New Roman" w:hAnsi="Times New Roman"/>
+                <w:sz w:val="20"/>
+              </w:rPr>
+              <w:t>KOTA BANDUNG</w:t>
+            </w:r>
+          </w:p>
+        </w:tc>
+        <w:tc>
+          <w:tcPr>
+            <w:tcW w:type="dxa" w:w="1560"/>
+          </w:tcPr>
+          <w:p>
+            <w:pPr>
+              <w:jc w:val="center"/>
+            </w:pPr>
+            <w:r/>
+            <w:r>
+              <w:rPr>
+                <w:rFonts w:ascii="Times New Roman" w:hAnsi="Times New Roman"/>
+                <w:sz w:val="20"/>
+              </w:rPr>
+              <w:t>SD</w:t>
+            </w:r>
+          </w:p>
+        </w:tc>
+        <w:tc>
+          <w:tcPr>
+            <w:tcW w:type="dxa" w:w="1560"/>
+          </w:tcPr>
+          <w:p>
+            <w:pPr>
+              <w:jc w:val="center"/>
+            </w:pPr>
+            <w:r/>
+            <w:r>
+              <w:rPr>
+                <w:rFonts w:ascii="Times New Roman" w:hAnsi="Times New Roman"/>
+                <w:sz w:val="20"/>
+              </w:rPr>
+              <w:t>225.076</w:t>
+            </w:r>
+          </w:p>
+        </w:tc>
+        <w:tc>
+          <w:tcPr>
+            <w:tcW w:type="dxa" w:w="1560"/>
+          </w:tcPr>
+          <w:p>
+            <w:pPr>
+              <w:jc w:val="center"/>
+            </w:pPr>
+            <w:r/>
+            <w:r>
+              <w:rPr>
+                <w:rFonts w:ascii="Times New Roman" w:hAnsi="Times New Roman"/>
+                <w:sz w:val="20"/>
+              </w:rPr>
+              <w:t>32</w:t>
+            </w:r>
+          </w:p>
+        </w:tc>
+        <w:tc>
+          <w:tcPr>
+            <w:tcW w:type="dxa" w:w="1560"/>
+          </w:tcPr>
+          <w:p>
+            <w:pPr>
+              <w:jc w:val="center"/>
+            </w:pPr>
+            <w:r/>
+            <w:r>
+              <w:rPr>
+                <w:rFonts w:ascii="Times New Roman" w:hAnsi="Times New Roman"/>
+                <w:sz w:val="20"/>
+              </w:rPr>
+              <w:t>0,01</w:t>
+            </w:r>
+          </w:p>
+        </w:tc>
+      </w:tr>
+      <w:tr>
+        <w:tc>
+          <w:tcPr>
+            <w:tcW w:type="dxa" w:w="1560"/>
+          </w:tcPr>
+          <w:p>
+            <w:pPr>
+              <w:jc w:val="center"/>
+            </w:pPr>
+            <w:r/>
+            <w:r>
+              <w:rPr>
+                <w:rFonts w:ascii="Times New Roman" w:hAnsi="Times New Roman"/>
+                <w:sz w:val="20"/>
+              </w:rPr>
+              <w:t>3273</w:t>
+            </w:r>
+          </w:p>
+        </w:tc>
+        <w:tc>
+          <w:tcPr>
+            <w:tcW w:type="dxa" w:w="1560"/>
+          </w:tcPr>
+          <w:p>
+            <w:pPr>
+              <w:jc w:val="center"/>
+            </w:pPr>
+            <w:r/>
+            <w:r>
+              <w:rPr>
+                <w:rFonts w:ascii="Times New Roman" w:hAnsi="Times New Roman"/>
+                <w:sz w:val="20"/>
+              </w:rPr>
+              <w:t>KOTA BANDUNG</w:t>
+            </w:r>
+          </w:p>
+        </w:tc>
+        <w:tc>
+          <w:tcPr>
+            <w:tcW w:type="dxa" w:w="1560"/>
+          </w:tcPr>
+          <w:p>
+            <w:pPr>
+              <w:jc w:val="center"/>
+            </w:pPr>
+            <w:r/>
+            <w:r>
+              <w:rPr>
+                <w:rFonts w:ascii="Times New Roman" w:hAnsi="Times New Roman"/>
+                <w:sz w:val="20"/>
+              </w:rPr>
+              <w:t>SMP</w:t>
+            </w:r>
+          </w:p>
+        </w:tc>
+        <w:tc>
+          <w:tcPr>
+            <w:tcW w:type="dxa" w:w="1560"/>
+          </w:tcPr>
+          <w:p>
+            <w:pPr>
+              <w:jc w:val="center"/>
+            </w:pPr>
+            <w:r/>
+            <w:r>
+              <w:rPr>
+                <w:rFonts w:ascii="Times New Roman" w:hAnsi="Times New Roman"/>
+                <w:sz w:val="20"/>
+              </w:rPr>
+              <w:t>116.584</w:t>
+            </w:r>
+          </w:p>
+        </w:tc>
+        <w:tc>
+          <w:tcPr>
+            <w:tcW w:type="dxa" w:w="1560"/>
+          </w:tcPr>
+          <w:p>
+            <w:pPr>
+              <w:jc w:val="center"/>
+            </w:pPr>
+            <w:r/>
+            <w:r>
+              <w:rPr>
+                <w:rFonts w:ascii="Times New Roman" w:hAnsi="Times New Roman"/>
+                <w:sz w:val="20"/>
+              </w:rPr>
+              <w:t>1</w:t>
+            </w:r>
+          </w:p>
+        </w:tc>
+        <w:tc>
+          <w:tcPr>
+            <w:tcW w:type="dxa" w:w="1560"/>
+          </w:tcPr>
+          <w:p>
+            <w:pPr>
+              <w:jc w:val="center"/>
+            </w:pPr>
+            <w:r/>
+            <w:r>
+              <w:rPr>
+                <w:rFonts w:ascii="Times New Roman" w:hAnsi="Times New Roman"/>
+                <w:sz w:val="20"/>
+              </w:rPr>
+              <w:t>0,00</w:t>
+            </w:r>
+          </w:p>
+        </w:tc>
+      </w:tr>
+      <w:tr>
+        <w:tc>
+          <w:tcPr>
+            <w:tcW w:type="dxa" w:w="1560"/>
+          </w:tcPr>
+          <w:p>
+            <w:pPr>
+              <w:jc w:val="center"/>
+            </w:pPr>
+            <w:r/>
+            <w:r>
+              <w:rPr>
+                <w:rFonts w:ascii="Times New Roman" w:hAnsi="Times New Roman"/>
+                <w:sz w:val="20"/>
+              </w:rPr>
+              <w:t>3273</w:t>
+            </w:r>
+          </w:p>
+        </w:tc>
+        <w:tc>
+          <w:tcPr>
+            <w:tcW w:type="dxa" w:w="1560"/>
+          </w:tcPr>
+          <w:p>
+            <w:pPr>
+              <w:jc w:val="center"/>
+            </w:pPr>
+            <w:r/>
+            <w:r>
+              <w:rPr>
+                <w:rFonts w:ascii="Times New Roman" w:hAnsi="Times New Roman"/>
+                <w:sz w:val="20"/>
+              </w:rPr>
+              <w:t>KOTA BANDUNG</w:t>
+            </w:r>
+          </w:p>
+        </w:tc>
+        <w:tc>
+          <w:tcPr>
+            <w:tcW w:type="dxa" w:w="1560"/>
+          </w:tcPr>
+          <w:p>
+            <w:pPr>
+              <w:jc w:val="center"/>
+            </w:pPr>
+            <w:r/>
+            <w:r>
+              <w:rPr>
+                <w:rFonts w:ascii="Times New Roman" w:hAnsi="Times New Roman"/>
+                <w:sz w:val="20"/>
+              </w:rPr>
+              <w:t>SMA_SMK</w:t>
+            </w:r>
+          </w:p>
+        </w:tc>
+        <w:tc>
+          <w:tcPr>
+            <w:tcW w:type="dxa" w:w="1560"/>
+          </w:tcPr>
+          <w:p>
+            <w:pPr>
+              <w:jc w:val="center"/>
+            </w:pPr>
+            <w:r/>
+            <w:r>
+              <w:rPr>
+                <w:rFonts w:ascii="Times New Roman" w:hAnsi="Times New Roman"/>
+                <w:sz w:val="20"/>
+              </w:rPr>
+              <w:t>133.908</w:t>
+            </w:r>
+          </w:p>
+        </w:tc>
+        <w:tc>
+          <w:tcPr>
+            <w:tcW w:type="dxa" w:w="1560"/>
+          </w:tcPr>
+          <w:p>
+            <w:pPr>
+              <w:jc w:val="center"/>
+            </w:pPr>
+            <w:r/>
+            <w:r>
+              <w:rPr>
+                <w:rFonts w:ascii="Times New Roman" w:hAnsi="Times New Roman"/>
+                <w:sz w:val="20"/>
+              </w:rPr>
+              <w:t>8</w:t>
+            </w:r>
+          </w:p>
+        </w:tc>
+        <w:tc>
+          <w:tcPr>
+            <w:tcW w:type="dxa" w:w="1560"/>
+          </w:tcPr>
+          <w:p>
+            <w:pPr>
+              <w:jc w:val="center"/>
+            </w:pPr>
+            <w:r/>
+            <w:r>
+              <w:rPr>
+                <w:rFonts w:ascii="Times New Roman" w:hAnsi="Times New Roman"/>
+                <w:sz w:val="20"/>
+              </w:rPr>
+              <w:t>0,01</w:t>
+            </w:r>
+          </w:p>
+        </w:tc>
+      </w:tr>
+    </w:tbl>
+    <w:p/>
+    <w:p>
+      <w:pPr>
+        <w:ind w:firstLine="720"/>
+      </w:pPr>
+      <w:r>
+        <w:rPr>
+          <w:rFonts w:ascii="Times New Roman" w:hAnsi="Times New Roman"/>
+          <w:sz w:val="24"/>
+        </w:rPr>
+        <w:t>Terlihat bahwa Kab. Bogor memiliki jumlah_siswa SD sebanyak 701.856 dengan 533 putus sekolah (0,08%), sementara Kota Bandung hanya 32 putus dari 225.076 siswa (0,01%) — indikasi awal disparitas risiko yang akan dianalisis lebih lanjut.</w:t>
+      </w:r>
+    </w:p>
+    <w:p>
+      <w:pPr>
+        <w:pStyle w:val="Heading2"/>
+      </w:pPr>
+      <w:r>
+        <w:t>2.3 Data Sosial-Ekonomi — BPS</w:t>
+      </w:r>
+    </w:p>
+    <w:p>
+      <w:pPr>
+        <w:ind w:firstLine="720"/>
+      </w:pPr>
+      <w:r>
+        <w:rPr>
+          <w:rFonts w:ascii="Times New Roman" w:hAnsi="Times New Roman"/>
+          <w:sz w:val="24"/>
+        </w:rPr>
+        <w:t>Data pendukung bersumber dari Provinsi Jawa Barat Dalam Angka 2025 (terbitan BPS). Empat tabel diekstraksi: tabel 3.1.3 (proyeksi penduduk), tabel 4.6.2 (kemiskinan), serta tabel 4.6.5 dan 4.6.6 (IPM dan komponennya). Data IPM juga diverifikasi dengan Publikasi IPM Jawa Barat 2024.</w:t>
+      </w:r>
+    </w:p>
+    <w:p>
+      <w:r>
+        <w:rPr>
+          <w:rFonts w:ascii="Times New Roman" w:hAnsi="Times New Roman"/>
+          <w:b/>
+          <w:i w:val="0"/>
+          <w:sz w:val="24"/>
+        </w:rPr>
+        <w:t>2.3.1 Struktur Data Mentah</w:t>
+      </w:r>
+    </w:p>
+    <w:p>
+      <w:pPr>
+        <w:ind w:firstLine="720"/>
+      </w:pPr>
+      <w:r>
+        <w:rPr>
+          <w:rFonts w:ascii="Times New Roman" w:hAnsi="Times New Roman"/>
+          <w:sz w:val="24"/>
+        </w:rPr>
+        <w:t>Data BPS tersimpan dalam format wide — satu baris per wilayah dengan seluruh variabel sebagai kolom:</w:t>
+      </w:r>
+    </w:p>
+    <w:tbl>
+      <w:tblPr>
+        <w:tblStyle w:val="TableGrid"/>
+        <w:tblW w:type="auto" w:w="0"/>
+        <w:jc w:val="center"/>
+        <w:tblLook w:firstColumn="1" w:firstRow="1" w:lastColumn="0" w:lastRow="0" w:noHBand="0" w:noVBand="1" w:val="04A0"/>
+      </w:tblPr>
+      <w:tblGrid>
+        <w:gridCol w:w="3120"/>
+        <w:gridCol w:w="3120"/>
+        <w:gridCol w:w="3120"/>
+      </w:tblGrid>
+      <w:tr>
+        <w:tc>
+          <w:tcPr>
+            <w:tcW w:type="dxa" w:w="3120"/>
+            <w:shd w:fill="D9E2F3"/>
+          </w:tcPr>
+          <w:p>
+            <w:pPr>
+              <w:jc w:val="center"/>
+            </w:pPr>
+            <w:r/>
+            <w:r>
+              <w:rPr>
+                <w:rFonts w:ascii="Times New Roman" w:hAnsi="Times New Roman"/>
+                <w:b/>
+                <w:sz w:val="20"/>
+              </w:rPr>
+              <w:t>Kolom</w:t>
+            </w:r>
+          </w:p>
+        </w:tc>
+        <w:tc>
+          <w:tcPr>
+            <w:tcW w:type="dxa" w:w="3120"/>
+            <w:shd w:fill="D9E2F3"/>
+          </w:tcPr>
+          <w:p>
+            <w:pPr>
+              <w:jc w:val="center"/>
+            </w:pPr>
+            <w:r/>
+            <w:r>
+              <w:rPr>
+                <w:rFonts w:ascii="Times New Roman" w:hAnsi="Times New Roman"/>
+                <w:b/>
+                <w:sz w:val="20"/>
+              </w:rPr>
+              <w:t>Tipe</w:t>
+            </w:r>
+          </w:p>
+        </w:tc>
+        <w:tc>
+          <w:tcPr>
+            <w:tcW w:type="dxa" w:w="3120"/>
+            <w:shd w:fill="D9E2F3"/>
+          </w:tcPr>
+          <w:p>
+            <w:pPr>
+              <w:jc w:val="center"/>
+            </w:pPr>
+            <w:r/>
+            <w:r>
+              <w:rPr>
+                <w:rFonts w:ascii="Times New Roman" w:hAnsi="Times New Roman"/>
+                <w:b/>
+                <w:sz w:val="20"/>
+              </w:rPr>
+              <w:t>Deskripsi</w:t>
+            </w:r>
+          </w:p>
+        </w:tc>
+      </w:tr>
+      <w:tr>
+        <w:tc>
+          <w:tcPr>
+            <w:tcW w:type="dxa" w:w="3120"/>
+          </w:tcPr>
+          <w:p>
+            <w:pPr>
+              <w:jc w:val="center"/>
+            </w:pPr>
+            <w:r/>
+            <w:r>
+              <w:rPr>
+                <w:rFonts w:ascii="Times New Roman" w:hAnsi="Times New Roman"/>
+                <w:sz w:val="20"/>
+              </w:rPr>
+              <w:t>kode_kabkota</w:t>
+            </w:r>
+          </w:p>
+        </w:tc>
+        <w:tc>
+          <w:tcPr>
+            <w:tcW w:type="dxa" w:w="3120"/>
+          </w:tcPr>
+          <w:p>
+            <w:pPr>
+              <w:jc w:val="center"/>
+            </w:pPr>
+            <w:r/>
+            <w:r>
+              <w:rPr>
+                <w:rFonts w:ascii="Times New Roman" w:hAnsi="Times New Roman"/>
+                <w:sz w:val="20"/>
+              </w:rPr>
+              <w:t>Kategorik</w:t>
+            </w:r>
+          </w:p>
+        </w:tc>
+        <w:tc>
+          <w:tcPr>
+            <w:tcW w:type="dxa" w:w="3120"/>
+          </w:tcPr>
+          <w:p>
+            <w:pPr>
+              <w:jc w:val="center"/>
+            </w:pPr>
+            <w:r/>
+            <w:r>
+              <w:rPr>
+                <w:rFonts w:ascii="Times New Roman" w:hAnsi="Times New Roman"/>
+                <w:sz w:val="20"/>
+              </w:rPr>
+              <w:t>Kode BPS 4-digit</w:t>
+            </w:r>
+          </w:p>
+        </w:tc>
+      </w:tr>
+      <w:tr>
+        <w:tc>
+          <w:tcPr>
+            <w:tcW w:type="dxa" w:w="3120"/>
+          </w:tcPr>
+          <w:p>
+            <w:pPr>
+              <w:jc w:val="center"/>
+            </w:pPr>
+            <w:r/>
+            <w:r>
+              <w:rPr>
+                <w:rFonts w:ascii="Times New Roman" w:hAnsi="Times New Roman"/>
+                <w:sz w:val="20"/>
+              </w:rPr>
+              <w:t>kabupaten_kota</w:t>
+            </w:r>
+          </w:p>
+        </w:tc>
+        <w:tc>
+          <w:tcPr>
+            <w:tcW w:type="dxa" w:w="3120"/>
+          </w:tcPr>
+          <w:p>
+            <w:pPr>
+              <w:jc w:val="center"/>
+            </w:pPr>
+            <w:r/>
+            <w:r>
+              <w:rPr>
+                <w:rFonts w:ascii="Times New Roman" w:hAnsi="Times New Roman"/>
+                <w:sz w:val="20"/>
+              </w:rPr>
+              <w:t>Kategorik</w:t>
+            </w:r>
+          </w:p>
+        </w:tc>
+        <w:tc>
+          <w:tcPr>
+            <w:tcW w:type="dxa" w:w="3120"/>
+          </w:tcPr>
+          <w:p>
+            <w:pPr>
+              <w:jc w:val="center"/>
+            </w:pPr>
+            <w:r/>
+            <w:r>
+              <w:rPr>
+                <w:rFonts w:ascii="Times New Roman" w:hAnsi="Times New Roman"/>
+                <w:sz w:val="20"/>
+              </w:rPr>
+              <w:t>Nama wilayah (huruf kapital, tanpa gelar)</w:t>
+            </w:r>
+          </w:p>
+        </w:tc>
+      </w:tr>
+      <w:tr>
+        <w:tc>
+          <w:tcPr>
+            <w:tcW w:type="dxa" w:w="3120"/>
+          </w:tcPr>
+          <w:p>
+            <w:pPr>
+              <w:jc w:val="center"/>
+            </w:pPr>
+            <w:r/>
+            <w:r>
+              <w:rPr>
+                <w:rFonts w:ascii="Times New Roman" w:hAnsi="Times New Roman"/>
+                <w:sz w:val="20"/>
+              </w:rPr>
+              <w:t>jumlah_penduduk_2024</w:t>
+            </w:r>
+          </w:p>
+        </w:tc>
+        <w:tc>
+          <w:tcPr>
+            <w:tcW w:type="dxa" w:w="3120"/>
+          </w:tcPr>
+          <w:p>
+            <w:pPr>
+              <w:jc w:val="center"/>
+            </w:pPr>
+            <w:r/>
+            <w:r>
+              <w:rPr>
+                <w:rFonts w:ascii="Times New Roman" w:hAnsi="Times New Roman"/>
+                <w:sz w:val="20"/>
+              </w:rPr>
+              <w:t>Numerik</w:t>
+            </w:r>
+          </w:p>
+        </w:tc>
+        <w:tc>
+          <w:tcPr>
+            <w:tcW w:type="dxa" w:w="3120"/>
+          </w:tcPr>
+          <w:p>
+            <w:pPr>
+              <w:jc w:val="center"/>
+            </w:pPr>
+            <w:r/>
+            <w:r>
+              <w:rPr>
+                <w:rFonts w:ascii="Times New Roman" w:hAnsi="Times New Roman"/>
+                <w:sz w:val="20"/>
+              </w:rPr>
+              <w:t>Proyeksi penduduk tahun 2024 (jiwa) — tabel 3.1.3</w:t>
+            </w:r>
+          </w:p>
+        </w:tc>
+      </w:tr>
+      <w:tr>
+        <w:tc>
+          <w:tcPr>
+            <w:tcW w:type="dxa" w:w="3120"/>
+          </w:tcPr>
+          <w:p>
+            <w:pPr>
+              <w:jc w:val="center"/>
+            </w:pPr>
+            <w:r/>
+            <w:r>
+              <w:rPr>
+                <w:rFonts w:ascii="Times New Roman" w:hAnsi="Times New Roman"/>
+                <w:sz w:val="20"/>
+              </w:rPr>
+              <w:t>garis_kemiskinan_2024</w:t>
+            </w:r>
+          </w:p>
+        </w:tc>
+        <w:tc>
+          <w:tcPr>
+            <w:tcW w:type="dxa" w:w="3120"/>
+          </w:tcPr>
+          <w:p>
+            <w:pPr>
+              <w:jc w:val="center"/>
+            </w:pPr>
+            <w:r/>
+            <w:r>
+              <w:rPr>
+                <w:rFonts w:ascii="Times New Roman" w:hAnsi="Times New Roman"/>
+                <w:sz w:val="20"/>
+              </w:rPr>
+              <w:t>Numerik</w:t>
+            </w:r>
+          </w:p>
+        </w:tc>
+        <w:tc>
+          <w:tcPr>
+            <w:tcW w:type="dxa" w:w="3120"/>
+          </w:tcPr>
+          <w:p>
+            <w:pPr>
+              <w:jc w:val="center"/>
+            </w:pPr>
+            <w:r/>
+            <w:r>
+              <w:rPr>
+                <w:rFonts w:ascii="Times New Roman" w:hAnsi="Times New Roman"/>
+                <w:sz w:val="20"/>
+              </w:rPr>
+              <w:t>Garis kemiskinan (rupiah/kapita/bulan) — tabel 4.6.2</w:t>
+            </w:r>
+          </w:p>
+        </w:tc>
+      </w:tr>
+      <w:tr>
+        <w:tc>
+          <w:tcPr>
+            <w:tcW w:type="dxa" w:w="3120"/>
+          </w:tcPr>
+          <w:p>
+            <w:pPr>
+              <w:jc w:val="center"/>
+            </w:pPr>
+            <w:r/>
+            <w:r>
+              <w:rPr>
+                <w:rFonts w:ascii="Times New Roman" w:hAnsi="Times New Roman"/>
+                <w:sz w:val="20"/>
+              </w:rPr>
+              <w:t>penduduk_miskin_ribu_2024</w:t>
+            </w:r>
+          </w:p>
+        </w:tc>
+        <w:tc>
+          <w:tcPr>
+            <w:tcW w:type="dxa" w:w="3120"/>
+          </w:tcPr>
+          <w:p>
+            <w:pPr>
+              <w:jc w:val="center"/>
+            </w:pPr>
+            <w:r/>
+            <w:r>
+              <w:rPr>
+                <w:rFonts w:ascii="Times New Roman" w:hAnsi="Times New Roman"/>
+                <w:sz w:val="20"/>
+              </w:rPr>
+              <w:t>Numerik</w:t>
+            </w:r>
+          </w:p>
+        </w:tc>
+        <w:tc>
+          <w:tcPr>
+            <w:tcW w:type="dxa" w:w="3120"/>
+          </w:tcPr>
+          <w:p>
+            <w:pPr>
+              <w:jc w:val="center"/>
+            </w:pPr>
+            <w:r/>
+            <w:r>
+              <w:rPr>
+                <w:rFonts w:ascii="Times New Roman" w:hAnsi="Times New Roman"/>
+                <w:sz w:val="20"/>
+              </w:rPr>
+              <w:t>Jumlah penduduk miskin (ribuan jiwa) — tabel 4.6.2</w:t>
+            </w:r>
+          </w:p>
+        </w:tc>
+      </w:tr>
+      <w:tr>
+        <w:tc>
+          <w:tcPr>
+            <w:tcW w:type="dxa" w:w="3120"/>
+          </w:tcPr>
+          <w:p>
+            <w:pPr>
+              <w:jc w:val="center"/>
+            </w:pPr>
+            <w:r/>
+            <w:r>
+              <w:rPr>
+                <w:rFonts w:ascii="Times New Roman" w:hAnsi="Times New Roman"/>
+                <w:sz w:val="20"/>
+              </w:rPr>
+              <w:t>persentase_penduduk_miskin_2024</w:t>
+            </w:r>
+          </w:p>
+        </w:tc>
+        <w:tc>
+          <w:tcPr>
+            <w:tcW w:type="dxa" w:w="3120"/>
+          </w:tcPr>
+          <w:p>
+            <w:pPr>
+              <w:jc w:val="center"/>
+            </w:pPr>
+            <w:r/>
+            <w:r>
+              <w:rPr>
+                <w:rFonts w:ascii="Times New Roman" w:hAnsi="Times New Roman"/>
+                <w:sz w:val="20"/>
+              </w:rPr>
+              <w:t>Numerik</w:t>
+            </w:r>
+          </w:p>
+        </w:tc>
+        <w:tc>
+          <w:tcPr>
+            <w:tcW w:type="dxa" w:w="3120"/>
+          </w:tcPr>
+          <w:p>
+            <w:pPr>
+              <w:jc w:val="center"/>
+            </w:pPr>
+            <w:r/>
+            <w:r>
+              <w:rPr>
+                <w:rFonts w:ascii="Times New Roman" w:hAnsi="Times New Roman"/>
+                <w:sz w:val="20"/>
+              </w:rPr>
+              <w:t>Persentase penduduk miskin — tabel 4.6.2</w:t>
+            </w:r>
+          </w:p>
+        </w:tc>
+      </w:tr>
+      <w:tr>
+        <w:tc>
+          <w:tcPr>
+            <w:tcW w:type="dxa" w:w="3120"/>
+          </w:tcPr>
+          <w:p>
+            <w:pPr>
+              <w:jc w:val="center"/>
+            </w:pPr>
+            <w:r/>
+            <w:r>
+              <w:rPr>
+                <w:rFonts w:ascii="Times New Roman" w:hAnsi="Times New Roman"/>
+                <w:sz w:val="20"/>
+              </w:rPr>
+              <w:t>ipm_2024</w:t>
+            </w:r>
+          </w:p>
+        </w:tc>
+        <w:tc>
+          <w:tcPr>
+            <w:tcW w:type="dxa" w:w="3120"/>
+          </w:tcPr>
+          <w:p>
+            <w:pPr>
+              <w:jc w:val="center"/>
+            </w:pPr>
+            <w:r/>
+            <w:r>
+              <w:rPr>
+                <w:rFonts w:ascii="Times New Roman" w:hAnsi="Times New Roman"/>
+                <w:sz w:val="20"/>
+              </w:rPr>
+              <w:t>Numerik</w:t>
+            </w:r>
+          </w:p>
+        </w:tc>
+        <w:tc>
+          <w:tcPr>
+            <w:tcW w:type="dxa" w:w="3120"/>
+          </w:tcPr>
+          <w:p>
+            <w:pPr>
+              <w:jc w:val="center"/>
+            </w:pPr>
+            <w:r/>
+            <w:r>
+              <w:rPr>
+                <w:rFonts w:ascii="Times New Roman" w:hAnsi="Times New Roman"/>
+                <w:sz w:val="20"/>
+              </w:rPr>
+              <w:t>Indeks Pembangunan Manusia (0–100) — tabel 4.6.5</w:t>
+            </w:r>
+          </w:p>
+        </w:tc>
+      </w:tr>
+      <w:tr>
+        <w:tc>
+          <w:tcPr>
+            <w:tcW w:type="dxa" w:w="3120"/>
+          </w:tcPr>
+          <w:p>
+            <w:pPr>
+              <w:jc w:val="center"/>
+            </w:pPr>
+            <w:r/>
+            <w:r>
+              <w:rPr>
+                <w:rFonts w:ascii="Times New Roman" w:hAnsi="Times New Roman"/>
+                <w:sz w:val="20"/>
+              </w:rPr>
+              <w:t>uhh_2024</w:t>
+            </w:r>
+          </w:p>
+        </w:tc>
+        <w:tc>
+          <w:tcPr>
+            <w:tcW w:type="dxa" w:w="3120"/>
+          </w:tcPr>
+          <w:p>
+            <w:pPr>
+              <w:jc w:val="center"/>
+            </w:pPr>
+            <w:r/>
+            <w:r>
+              <w:rPr>
+                <w:rFonts w:ascii="Times New Roman" w:hAnsi="Times New Roman"/>
+                <w:sz w:val="20"/>
+              </w:rPr>
+              <w:t>Numerik</w:t>
+            </w:r>
+          </w:p>
+        </w:tc>
+        <w:tc>
+          <w:tcPr>
+            <w:tcW w:type="dxa" w:w="3120"/>
+          </w:tcPr>
+          <w:p>
+            <w:pPr>
+              <w:jc w:val="center"/>
+            </w:pPr>
+            <w:r/>
+            <w:r>
+              <w:rPr>
+                <w:rFonts w:ascii="Times New Roman" w:hAnsi="Times New Roman"/>
+                <w:sz w:val="20"/>
+              </w:rPr>
+              <w:t>Umur Harapan Hidup (tahun) — tabel 4.6.6</w:t>
+            </w:r>
+          </w:p>
+        </w:tc>
+      </w:tr>
+      <w:tr>
+        <w:tc>
+          <w:tcPr>
+            <w:tcW w:type="dxa" w:w="3120"/>
+          </w:tcPr>
+          <w:p>
+            <w:pPr>
+              <w:jc w:val="center"/>
+            </w:pPr>
+            <w:r/>
+            <w:r>
+              <w:rPr>
+                <w:rFonts w:ascii="Times New Roman" w:hAnsi="Times New Roman"/>
+                <w:sz w:val="20"/>
+              </w:rPr>
+              <w:t>harapan_lama_sekolah_2024</w:t>
+            </w:r>
+          </w:p>
+        </w:tc>
+        <w:tc>
+          <w:tcPr>
+            <w:tcW w:type="dxa" w:w="3120"/>
+          </w:tcPr>
+          <w:p>
+            <w:pPr>
+              <w:jc w:val="center"/>
+            </w:pPr>
+            <w:r/>
+            <w:r>
+              <w:rPr>
+                <w:rFonts w:ascii="Times New Roman" w:hAnsi="Times New Roman"/>
+                <w:sz w:val="20"/>
+              </w:rPr>
+              <w:t>Numerik</w:t>
+            </w:r>
+          </w:p>
+        </w:tc>
+        <w:tc>
+          <w:tcPr>
+            <w:tcW w:type="dxa" w:w="3120"/>
+          </w:tcPr>
+          <w:p>
+            <w:pPr>
+              <w:jc w:val="center"/>
+            </w:pPr>
+            <w:r/>
+            <w:r>
+              <w:rPr>
+                <w:rFonts w:ascii="Times New Roman" w:hAnsi="Times New Roman"/>
+                <w:sz w:val="20"/>
+              </w:rPr>
+              <w:t>Harapan Lama Sekolah (tahun) — tabel 4.6.6</w:t>
+            </w:r>
+          </w:p>
+        </w:tc>
+      </w:tr>
+      <w:tr>
+        <w:tc>
+          <w:tcPr>
+            <w:tcW w:type="dxa" w:w="3120"/>
+          </w:tcPr>
+          <w:p>
+            <w:pPr>
+              <w:jc w:val="center"/>
+            </w:pPr>
+            <w:r/>
+            <w:r>
+              <w:rPr>
+                <w:rFonts w:ascii="Times New Roman" w:hAnsi="Times New Roman"/>
+                <w:sz w:val="20"/>
+              </w:rPr>
+              <w:t>rata_rata_lama_sekolah_2024</w:t>
+            </w:r>
+          </w:p>
+        </w:tc>
+        <w:tc>
+          <w:tcPr>
+            <w:tcW w:type="dxa" w:w="3120"/>
+          </w:tcPr>
+          <w:p>
+            <w:pPr>
+              <w:jc w:val="center"/>
+            </w:pPr>
+            <w:r/>
+            <w:r>
+              <w:rPr>
+                <w:rFonts w:ascii="Times New Roman" w:hAnsi="Times New Roman"/>
+                <w:sz w:val="20"/>
+              </w:rPr>
+              <w:t>Numerik</w:t>
+            </w:r>
+          </w:p>
+        </w:tc>
+        <w:tc>
+          <w:tcPr>
+            <w:tcW w:type="dxa" w:w="3120"/>
+          </w:tcPr>
+          <w:p>
+            <w:pPr>
+              <w:jc w:val="center"/>
+            </w:pPr>
+            <w:r/>
+            <w:r>
+              <w:rPr>
+                <w:rFonts w:ascii="Times New Roman" w:hAnsi="Times New Roman"/>
+                <w:sz w:val="20"/>
+              </w:rPr>
+              <w:t>Rata-rata Lama Sekolah (tahun) — tabel 4.6.6</w:t>
+            </w:r>
+          </w:p>
+        </w:tc>
+      </w:tr>
+      <w:tr>
+        <w:tc>
+          <w:tcPr>
+            <w:tcW w:type="dxa" w:w="3120"/>
+          </w:tcPr>
+          <w:p>
+            <w:pPr>
+              <w:jc w:val="center"/>
+            </w:pPr>
+            <w:r/>
+            <w:r>
+              <w:rPr>
+                <w:rFonts w:ascii="Times New Roman" w:hAnsi="Times New Roman"/>
+                <w:sz w:val="20"/>
+              </w:rPr>
+              <w:t>pengeluaran_per_kapita_2024_ribu</w:t>
+            </w:r>
+          </w:p>
+        </w:tc>
+        <w:tc>
+          <w:tcPr>
+            <w:tcW w:type="dxa" w:w="3120"/>
+          </w:tcPr>
+          <w:p>
+            <w:pPr>
+              <w:jc w:val="center"/>
+            </w:pPr>
+            <w:r/>
+            <w:r>
+              <w:rPr>
+                <w:rFonts w:ascii="Times New Roman" w:hAnsi="Times New Roman"/>
+                <w:sz w:val="20"/>
+              </w:rPr>
+              <w:t>Numerik</w:t>
+            </w:r>
+          </w:p>
+        </w:tc>
+        <w:tc>
+          <w:tcPr>
+            <w:tcW w:type="dxa" w:w="3120"/>
+          </w:tcPr>
+          <w:p>
+            <w:pPr>
+              <w:jc w:val="center"/>
+            </w:pPr>
+            <w:r/>
+            <w:r>
+              <w:rPr>
+                <w:rFonts w:ascii="Times New Roman" w:hAnsi="Times New Roman"/>
+                <w:sz w:val="20"/>
+              </w:rPr>
+              <w:t>Pengeluaran per kapita (ribu rupiah) — tabel 4.6.5</w:t>
+            </w:r>
+          </w:p>
+        </w:tc>
+      </w:tr>
+    </w:tbl>
+    <w:p/>
+    <w:p>
+      <w:r>
+        <w:rPr>
+          <w:rFonts w:ascii="Times New Roman" w:hAnsi="Times New Roman"/>
+          <w:b/>
+          <w:i w:val="0"/>
+          <w:sz w:val="24"/>
+        </w:rPr>
+        <w:t>2.3.2 Cakupan Data</w:t>
+      </w:r>
+    </w:p>
+    <w:p>
+      <w:pPr>
+        <w:ind w:firstLine="720"/>
+      </w:pPr>
+      <w:r>
+        <w:rPr>
+          <w:rFonts w:ascii="Times New Roman" w:hAnsi="Times New Roman"/>
+          <w:sz w:val="24"/>
+        </w:rPr>
+        <w:t>Seluruh 27 Kabupaten/Kota tercakup untuk data proyeksi penduduk, IPM, dan kemiskinan Maret 2024. Data kemiskinan periode September 2024 memiliki missing value pada 8 dari 27 wilayah karena keterbatasan sampel Susenas di tingkat Kabupaten/Kota, sehingga tidak disertakan.</w:t>
+      </w:r>
+    </w:p>
+    <w:p>
+      <w:r>
+        <w:rPr>
+          <w:rFonts w:ascii="Times New Roman" w:hAnsi="Times New Roman"/>
+          <w:b/>
+          <w:i w:val="0"/>
+          <w:sz w:val="24"/>
+        </w:rPr>
+        <w:t>2.3.3 Catatan Penting</w:t>
       </w:r>
     </w:p>
     <w:p>
@@ -2180,7 +4192,7 @@
           <w:rFonts w:ascii="Times New Roman" w:hAnsi="Times New Roman"/>
           <w:sz w:val="24"/>
         </w:rPr>
-        <w:t>GADM v4.0 — mencakup 26 Kabupaten/Kota (tidak termasuk Pangandaran).</w:t>
+        <w:t>Nama wilayah pada data BPS ditulis dalam huruf kapital (BOGOR, BANDUNG) tanpa gelar "Kab." atau "Kota" — berbeda dengan format data putus sekolah. Penyelarasan akan dilakukan pada tahap preprocessing.</w:t>
       </w:r>
     </w:p>
     <w:p>
@@ -2192,18 +4204,577 @@
           <w:rFonts w:ascii="Times New Roman" w:hAnsi="Times New Roman"/>
           <w:sz w:val="24"/>
         </w:rPr>
-        <w:t>BIG (Badan Informasi Geospasial) — mencakup Kab. Pangandaran.</w:t>
+        <w:t>Meskipun bersumber dari publikasi 2025, data yang dirilis adalah kondisi tahun 2024.</w:t>
       </w:r>
     </w:p>
     <w:p>
+      <w:pPr>
+        <w:pStyle w:val="ListBullet"/>
+      </w:pPr>
       <w:r>
         <w:rPr>
           <w:rFonts w:ascii="Times New Roman" w:hAnsi="Times New Roman"/>
-          <w:b w:val="0"/>
-          <w:i w:val="0"/>
           <w:sz w:val="24"/>
         </w:rPr>
-        <w:t>Keduanya digabungkan menjadi satu file jabar_27.geojson dengan properti kunci Kab_Kota yang sudah diselaraskan dengan dataset utama.</w:t>
+        <w:t>Variabel uhh_2024 (Umur Harapan Hidup) dan pengeluaran_per_kapita_2024_ribu merupakan komponen penyusun IPM yang tidak digunakan langsung dalam model klastering.</w:t>
+      </w:r>
+    </w:p>
+    <w:p>
+      <w:pPr>
+        <w:pStyle w:val="Heading2"/>
+      </w:pPr>
+      <w:r>
+        <w:t>2.4 Data Referensi — Kemendikdasmen Pusdatin</w:t>
+      </w:r>
+    </w:p>
+    <w:p>
+      <w:pPr>
+        <w:ind w:firstLine="720"/>
+      </w:pPr>
+      <w:r>
+        <w:rPr>
+          <w:rFonts w:ascii="Times New Roman" w:hAnsi="Times New Roman"/>
+          <w:sz w:val="24"/>
+        </w:rPr>
+        <w:t>Sebagai referensi pembanding, diunduh data Anak Tidak Sekolah (ATS) tingkat provinsi dari Portal Data Kemendikdasmen dalam format XLSX, terdiri dari tiga file: ats_sd_2024.xlsx, ats_smp_2024.xlsx, dan ats_sma_2024.xlsx. Dataset ini tidak digunakan sebagai dataset utama karena level agregasinya provinsi. Fungsinya adalah sebagai alat verifikasi silang — memastikan konsistensi angka agregat putus sekolah dari sumber utama dengan data ATS resmi Kemendikdasmen.</w:t>
+      </w:r>
+    </w:p>
+    <w:p>
+      <w:pPr>
+        <w:pStyle w:val="Heading2"/>
+      </w:pPr>
+      <w:r>
+        <w:t>2.5 Data Spasial — GeoJSON</w:t>
+      </w:r>
+    </w:p>
+    <w:p>
+      <w:pPr>
+        <w:ind w:firstLine="720"/>
+      </w:pPr>
+      <w:r>
+        <w:rPr>
+          <w:rFonts w:ascii="Times New Roman" w:hAnsi="Times New Roman"/>
+          <w:sz w:val="24"/>
+        </w:rPr>
+        <w:t>Batas administrasi wilayah diperoleh dari dua sumber yang digabungkan. GADM v4.0 menyediakan batas untuk 26 Kabupaten/Kota dalam format Shapefile dengan sistem koordinat EPSG:4326, tetapi tidak mencakup Kab. Pangandaran yang merupakan daerah pemekaran dari Kab. Ciamis (UU No. 21 Tahun 2012). Badan Informasi Geospasial (BIG) melengkapi satu fitur yang hilang tersebut.</w:t>
+      </w:r>
+    </w:p>
+    <w:p>
+      <w:pPr>
+        <w:ind w:firstLine="720"/>
+      </w:pPr>
+      <w:r>
+        <w:rPr>
+          <w:rFonts w:ascii="Times New Roman" w:hAnsi="Times New Roman"/>
+          <w:sz w:val="24"/>
+        </w:rPr>
+        <w:t>Penggabungan dilakukan dengan: (1) penyelarasan sistem koordinat ke EPSG:4326, (2) penyeragaman properti atribut — GADM menggunakan kolom NAME_2 dan VARNAME_2, BIG menggunakan kolom nama — keduanya diselaraskan ke properti Kab_Kota, (3) verifikasi batas untuk memastikan tidak ada tumpang tindih atau celah antara Pangandaran dan Ciamis, dan (4) ekspor ke format GeoJSON sebagai file jabar_27.geojson (3,9 MB, 27 fitur).</w:t>
+      </w:r>
+    </w:p>
+    <w:p>
+      <w:pPr>
+        <w:pStyle w:val="Heading2"/>
+      </w:pPr>
+      <w:r>
+        <w:t>2.6 Ringkasan Dataset Mentah</w:t>
+      </w:r>
+    </w:p>
+    <w:tbl>
+      <w:tblPr>
+        <w:tblStyle w:val="TableGrid"/>
+        <w:tblW w:type="auto" w:w="0"/>
+        <w:jc w:val="center"/>
+        <w:tblLook w:firstColumn="1" w:firstRow="1" w:lastColumn="0" w:lastRow="0" w:noHBand="0" w:noVBand="1" w:val="04A0"/>
+      </w:tblPr>
+      <w:tblGrid>
+        <w:gridCol w:w="1872"/>
+        <w:gridCol w:w="1872"/>
+        <w:gridCol w:w="1872"/>
+        <w:gridCol w:w="1872"/>
+        <w:gridCol w:w="1872"/>
+      </w:tblGrid>
+      <w:tr>
+        <w:tc>
+          <w:tcPr>
+            <w:tcW w:type="dxa" w:w="1872"/>
+            <w:shd w:fill="D9E2F3"/>
+          </w:tcPr>
+          <w:p>
+            <w:pPr>
+              <w:jc w:val="center"/>
+            </w:pPr>
+            <w:r/>
+            <w:r>
+              <w:rPr>
+                <w:rFonts w:ascii="Times New Roman" w:hAnsi="Times New Roman"/>
+                <w:b/>
+                <w:sz w:val="20"/>
+              </w:rPr>
+              <w:t>Dataset</w:t>
+            </w:r>
+          </w:p>
+        </w:tc>
+        <w:tc>
+          <w:tcPr>
+            <w:tcW w:type="dxa" w:w="1872"/>
+            <w:shd w:fill="D9E2F3"/>
+          </w:tcPr>
+          <w:p>
+            <w:pPr>
+              <w:jc w:val="center"/>
+            </w:pPr>
+            <w:r/>
+            <w:r>
+              <w:rPr>
+                <w:rFonts w:ascii="Times New Roman" w:hAnsi="Times New Roman"/>
+                <w:b/>
+                <w:sz w:val="20"/>
+              </w:rPr>
+              <w:t>Format Asli</w:t>
+            </w:r>
+          </w:p>
+        </w:tc>
+        <w:tc>
+          <w:tcPr>
+            <w:tcW w:type="dxa" w:w="1872"/>
+            <w:shd w:fill="D9E2F3"/>
+          </w:tcPr>
+          <w:p>
+            <w:pPr>
+              <w:jc w:val="center"/>
+            </w:pPr>
+            <w:r/>
+            <w:r>
+              <w:rPr>
+                <w:rFonts w:ascii="Times New Roman" w:hAnsi="Times New Roman"/>
+                <w:b/>
+                <w:sz w:val="20"/>
+              </w:rPr>
+              <w:t>Baris × Kolom</w:t>
+            </w:r>
+          </w:p>
+        </w:tc>
+        <w:tc>
+          <w:tcPr>
+            <w:tcW w:type="dxa" w:w="1872"/>
+            <w:shd w:fill="D9E2F3"/>
+          </w:tcPr>
+          <w:p>
+            <w:pPr>
+              <w:jc w:val="center"/>
+            </w:pPr>
+            <w:r/>
+            <w:r>
+              <w:rPr>
+                <w:rFonts w:ascii="Times New Roman" w:hAnsi="Times New Roman"/>
+                <w:b/>
+                <w:sz w:val="20"/>
+              </w:rPr>
+              <w:t>Sumber</w:t>
+            </w:r>
+          </w:p>
+        </w:tc>
+        <w:tc>
+          <w:tcPr>
+            <w:tcW w:type="dxa" w:w="1872"/>
+            <w:shd w:fill="D9E2F3"/>
+          </w:tcPr>
+          <w:p>
+            <w:pPr>
+              <w:jc w:val="center"/>
+            </w:pPr>
+            <w:r/>
+            <w:r>
+              <w:rPr>
+                <w:rFonts w:ascii="Times New Roman" w:hAnsi="Times New Roman"/>
+                <w:b/>
+                <w:sz w:val="20"/>
+              </w:rPr>
+              <w:t>Peran</w:t>
+            </w:r>
+          </w:p>
+        </w:tc>
+      </w:tr>
+      <w:tr>
+        <w:tc>
+          <w:tcPr>
+            <w:tcW w:type="dxa" w:w="1872"/>
+          </w:tcPr>
+          <w:p>
+            <w:pPr>
+              <w:jc w:val="center"/>
+            </w:pPr>
+            <w:r/>
+            <w:r>
+              <w:rPr>
+                <w:rFonts w:ascii="Times New Roman" w:hAnsi="Times New Roman"/>
+                <w:sz w:val="20"/>
+              </w:rPr>
+              <w:t>Putus Sekolah per Jenjang</w:t>
+            </w:r>
+          </w:p>
+        </w:tc>
+        <w:tc>
+          <w:tcPr>
+            <w:tcW w:type="dxa" w:w="1872"/>
+          </w:tcPr>
+          <w:p>
+            <w:pPr>
+              <w:jc w:val="center"/>
+            </w:pPr>
+            <w:r/>
+            <w:r>
+              <w:rPr>
+                <w:rFonts w:ascii="Times New Roman" w:hAnsi="Times New Roman"/>
+                <w:sz w:val="20"/>
+              </w:rPr>
+              <w:t>CSV (long)</w:t>
+            </w:r>
+          </w:p>
+        </w:tc>
+        <w:tc>
+          <w:tcPr>
+            <w:tcW w:type="dxa" w:w="1872"/>
+          </w:tcPr>
+          <w:p>
+            <w:pPr>
+              <w:jc w:val="center"/>
+            </w:pPr>
+            <w:r/>
+            <w:r>
+              <w:rPr>
+                <w:rFonts w:ascii="Times New Roman" w:hAnsi="Times New Roman"/>
+                <w:sz w:val="20"/>
+              </w:rPr>
+              <w:t>81 × 7</w:t>
+            </w:r>
+          </w:p>
+        </w:tc>
+        <w:tc>
+          <w:tcPr>
+            <w:tcW w:type="dxa" w:w="1872"/>
+          </w:tcPr>
+          <w:p>
+            <w:pPr>
+              <w:jc w:val="center"/>
+            </w:pPr>
+            <w:r/>
+            <w:r>
+              <w:rPr>
+                <w:rFonts w:ascii="Times New Roman" w:hAnsi="Times New Roman"/>
+                <w:sz w:val="20"/>
+              </w:rPr>
+              <w:t>Buku Profil Kependudukan hal. 99–102</w:t>
+            </w:r>
+          </w:p>
+        </w:tc>
+        <w:tc>
+          <w:tcPr>
+            <w:tcW w:type="dxa" w:w="1872"/>
+          </w:tcPr>
+          <w:p>
+            <w:pPr>
+              <w:jc w:val="center"/>
+            </w:pPr>
+            <w:r/>
+            <w:r>
+              <w:rPr>
+                <w:rFonts w:ascii="Times New Roman" w:hAnsi="Times New Roman"/>
+                <w:sz w:val="20"/>
+              </w:rPr>
+              <w:t>Utama</w:t>
+            </w:r>
+          </w:p>
+        </w:tc>
+      </w:tr>
+      <w:tr>
+        <w:tc>
+          <w:tcPr>
+            <w:tcW w:type="dxa" w:w="1872"/>
+          </w:tcPr>
+          <w:p>
+            <w:pPr>
+              <w:jc w:val="center"/>
+            </w:pPr>
+            <w:r/>
+            <w:r>
+              <w:rPr>
+                <w:rFonts w:ascii="Times New Roman" w:hAnsi="Times New Roman"/>
+                <w:sz w:val="20"/>
+              </w:rPr>
+              <w:t>BPS Pendukung</w:t>
+            </w:r>
+          </w:p>
+        </w:tc>
+        <w:tc>
+          <w:tcPr>
+            <w:tcW w:type="dxa" w:w="1872"/>
+          </w:tcPr>
+          <w:p>
+            <w:pPr>
+              <w:jc w:val="center"/>
+            </w:pPr>
+            <w:r/>
+            <w:r>
+              <w:rPr>
+                <w:rFonts w:ascii="Times New Roman" w:hAnsi="Times New Roman"/>
+                <w:sz w:val="20"/>
+              </w:rPr>
+              <w:t>CSV (wide)</w:t>
+            </w:r>
+          </w:p>
+        </w:tc>
+        <w:tc>
+          <w:tcPr>
+            <w:tcW w:type="dxa" w:w="1872"/>
+          </w:tcPr>
+          <w:p>
+            <w:pPr>
+              <w:jc w:val="center"/>
+            </w:pPr>
+            <w:r/>
+            <w:r>
+              <w:rPr>
+                <w:rFonts w:ascii="Times New Roman" w:hAnsi="Times New Roman"/>
+                <w:sz w:val="20"/>
+              </w:rPr>
+              <w:t>27 × 12</w:t>
+            </w:r>
+          </w:p>
+        </w:tc>
+        <w:tc>
+          <w:tcPr>
+            <w:tcW w:type="dxa" w:w="1872"/>
+          </w:tcPr>
+          <w:p>
+            <w:pPr>
+              <w:jc w:val="center"/>
+            </w:pPr>
+            <w:r/>
+            <w:r>
+              <w:rPr>
+                <w:rFonts w:ascii="Times New Roman" w:hAnsi="Times New Roman"/>
+                <w:sz w:val="20"/>
+              </w:rPr>
+              <w:t>Jabar Dalam Angka 2025</w:t>
+            </w:r>
+          </w:p>
+        </w:tc>
+        <w:tc>
+          <w:tcPr>
+            <w:tcW w:type="dxa" w:w="1872"/>
+          </w:tcPr>
+          <w:p>
+            <w:pPr>
+              <w:jc w:val="center"/>
+            </w:pPr>
+            <w:r/>
+            <w:r>
+              <w:rPr>
+                <w:rFonts w:ascii="Times New Roman" w:hAnsi="Times New Roman"/>
+                <w:sz w:val="20"/>
+              </w:rPr>
+              <w:t>Pendukung</w:t>
+            </w:r>
+          </w:p>
+        </w:tc>
+      </w:tr>
+      <w:tr>
+        <w:tc>
+          <w:tcPr>
+            <w:tcW w:type="dxa" w:w="1872"/>
+          </w:tcPr>
+          <w:p>
+            <w:pPr>
+              <w:jc w:val="center"/>
+            </w:pPr>
+            <w:r/>
+            <w:r>
+              <w:rPr>
+                <w:rFonts w:ascii="Times New Roman" w:hAnsi="Times New Roman"/>
+                <w:sz w:val="20"/>
+              </w:rPr>
+              <w:t>ATS Kemendikdasmen</w:t>
+            </w:r>
+          </w:p>
+        </w:tc>
+        <w:tc>
+          <w:tcPr>
+            <w:tcW w:type="dxa" w:w="1872"/>
+          </w:tcPr>
+          <w:p>
+            <w:pPr>
+              <w:jc w:val="center"/>
+            </w:pPr>
+            <w:r/>
+            <w:r>
+              <w:rPr>
+                <w:rFonts w:ascii="Times New Roman" w:hAnsi="Times New Roman"/>
+                <w:sz w:val="20"/>
+              </w:rPr>
+              <w:t>XLSX</w:t>
+            </w:r>
+          </w:p>
+        </w:tc>
+        <w:tc>
+          <w:tcPr>
+            <w:tcW w:type="dxa" w:w="1872"/>
+          </w:tcPr>
+          <w:p>
+            <w:pPr>
+              <w:jc w:val="center"/>
+            </w:pPr>
+            <w:r/>
+            <w:r>
+              <w:rPr>
+                <w:rFonts w:ascii="Times New Roman" w:hAnsi="Times New Roman"/>
+                <w:sz w:val="20"/>
+              </w:rPr>
+              <w:t>—</w:t>
+            </w:r>
+          </w:p>
+        </w:tc>
+        <w:tc>
+          <w:tcPr>
+            <w:tcW w:type="dxa" w:w="1872"/>
+          </w:tcPr>
+          <w:p>
+            <w:pPr>
+              <w:jc w:val="center"/>
+            </w:pPr>
+            <w:r/>
+            <w:r>
+              <w:rPr>
+                <w:rFonts w:ascii="Times New Roman" w:hAnsi="Times New Roman"/>
+                <w:sz w:val="20"/>
+              </w:rPr>
+              <w:t>Portal Data Kemendikdasmen</w:t>
+            </w:r>
+          </w:p>
+        </w:tc>
+        <w:tc>
+          <w:tcPr>
+            <w:tcW w:type="dxa" w:w="1872"/>
+          </w:tcPr>
+          <w:p>
+            <w:pPr>
+              <w:jc w:val="center"/>
+            </w:pPr>
+            <w:r/>
+            <w:r>
+              <w:rPr>
+                <w:rFonts w:ascii="Times New Roman" w:hAnsi="Times New Roman"/>
+                <w:sz w:val="20"/>
+              </w:rPr>
+              <w:t>Referensi</w:t>
+            </w:r>
+          </w:p>
+        </w:tc>
+      </w:tr>
+      <w:tr>
+        <w:tc>
+          <w:tcPr>
+            <w:tcW w:type="dxa" w:w="1872"/>
+          </w:tcPr>
+          <w:p>
+            <w:pPr>
+              <w:jc w:val="center"/>
+            </w:pPr>
+            <w:r/>
+            <w:r>
+              <w:rPr>
+                <w:rFonts w:ascii="Times New Roman" w:hAnsi="Times New Roman"/>
+                <w:sz w:val="20"/>
+              </w:rPr>
+              <w:t>GeoJSON</w:t>
+            </w:r>
+          </w:p>
+        </w:tc>
+        <w:tc>
+          <w:tcPr>
+            <w:tcW w:type="dxa" w:w="1872"/>
+          </w:tcPr>
+          <w:p>
+            <w:pPr>
+              <w:jc w:val="center"/>
+            </w:pPr>
+            <w:r/>
+            <w:r>
+              <w:rPr>
+                <w:rFonts w:ascii="Times New Roman" w:hAnsi="Times New Roman"/>
+                <w:sz w:val="20"/>
+              </w:rPr>
+              <w:t>GeoJSON</w:t>
+            </w:r>
+          </w:p>
+        </w:tc>
+        <w:tc>
+          <w:tcPr>
+            <w:tcW w:type="dxa" w:w="1872"/>
+          </w:tcPr>
+          <w:p>
+            <w:pPr>
+              <w:jc w:val="center"/>
+            </w:pPr>
+            <w:r/>
+            <w:r>
+              <w:rPr>
+                <w:rFonts w:ascii="Times New Roman" w:hAnsi="Times New Roman"/>
+                <w:sz w:val="20"/>
+              </w:rPr>
+              <w:t>27 features</w:t>
+            </w:r>
+          </w:p>
+        </w:tc>
+        <w:tc>
+          <w:tcPr>
+            <w:tcW w:type="dxa" w:w="1872"/>
+          </w:tcPr>
+          <w:p>
+            <w:pPr>
+              <w:jc w:val="center"/>
+            </w:pPr>
+            <w:r/>
+            <w:r>
+              <w:rPr>
+                <w:rFonts w:ascii="Times New Roman" w:hAnsi="Times New Roman"/>
+                <w:sz w:val="20"/>
+              </w:rPr>
+              <w:t>GADM v4.0 + BIG</w:t>
+            </w:r>
+          </w:p>
+        </w:tc>
+        <w:tc>
+          <w:tcPr>
+            <w:tcW w:type="dxa" w:w="1872"/>
+          </w:tcPr>
+          <w:p>
+            <w:pPr>
+              <w:jc w:val="center"/>
+            </w:pPr>
+            <w:r/>
+            <w:r>
+              <w:rPr>
+                <w:rFonts w:ascii="Times New Roman" w:hAnsi="Times New Roman"/>
+                <w:sz w:val="20"/>
+              </w:rPr>
+              <w:t>Spasial</w:t>
+            </w:r>
+          </w:p>
+        </w:tc>
+      </w:tr>
+    </w:tbl>
+    <w:p/>
+    <w:p>
+      <w:pPr>
+        <w:ind w:firstLine="720"/>
+      </w:pPr>
+      <w:r>
+        <w:rPr>
+          <w:rFonts w:ascii="Times New Roman" w:hAnsi="Times New Roman"/>
+          <w:sz w:val="24"/>
+        </w:rPr>
+        <w:t>Dari keempat sumber ini, data putus sekolah (format long, 81 baris) akan digabungkan dengan data BPS (format wide, 27 baris) melalui kode wilayah sebagai kunci penggabungan, kemudian ditransformasi menjadi dataset wide 27 × 18 kolom pada tahap preprocessing.</w:t>
       </w:r>
     </w:p>
     <w:p>
@@ -2409,6 +4980,120 @@
                 <w:rFonts w:ascii="Times New Roman" w:hAnsi="Times New Roman"/>
                 <w:sz w:val="20"/>
               </w:rPr>
+              <w:t>Jenjang SMA_SMK masih tergabung</w:t>
+            </w:r>
+          </w:p>
+        </w:tc>
+        <w:tc>
+          <w:tcPr>
+            <w:tcW w:type="dxa" w:w="4680"/>
+          </w:tcPr>
+          <w:p>
+            <w:pPr>
+              <w:jc w:val="center"/>
+            </w:pPr>
+            <w:r/>
+            <w:r>
+              <w:rPr>
+                <w:rFonts w:ascii="Times New Roman" w:hAnsi="Times New Roman"/>
+                <w:sz w:val="20"/>
+              </w:rPr>
+              <w:t>['Dipisah menjadi SMA dan SMK melalui data tambahan']</w:t>
+            </w:r>
+          </w:p>
+        </w:tc>
+      </w:tr>
+      <w:tr>
+        <w:tc>
+          <w:tcPr>
+            <w:tcW w:type="dxa" w:w="4680"/>
+          </w:tcPr>
+          <w:p>
+            <w:pPr>
+              <w:jc w:val="center"/>
+            </w:pPr>
+            <w:r/>
+            <w:r>
+              <w:rPr>
+                <w:rFonts w:ascii="Times New Roman" w:hAnsi="Times New Roman"/>
+                <w:sz w:val="20"/>
+              </w:rPr>
+              <w:t>Data SLB tidak tersedia</w:t>
+            </w:r>
+          </w:p>
+        </w:tc>
+        <w:tc>
+          <w:tcPr>
+            <w:tcW w:type="dxa" w:w="4680"/>
+          </w:tcPr>
+          <w:p>
+            <w:pPr>
+              <w:jc w:val="center"/>
+            </w:pPr>
+            <w:r/>
+            <w:r>
+              <w:rPr>
+                <w:rFonts w:ascii="Times New Roman" w:hAnsi="Times New Roman"/>
+                <w:sz w:val="20"/>
+              </w:rPr>
+              <w:t>['Diisi dari sumber referensi Kemendikdasmen']</w:t>
+            </w:r>
+          </w:p>
+        </w:tc>
+      </w:tr>
+      <w:tr>
+        <w:tc>
+          <w:tcPr>
+            <w:tcW w:type="dxa" w:w="4680"/>
+          </w:tcPr>
+          <w:p>
+            <w:pPr>
+              <w:jc w:val="center"/>
+            </w:pPr>
+            <w:r/>
+            <w:r>
+              <w:rPr>
+                <w:rFonts w:ascii="Times New Roman" w:hAnsi="Times New Roman"/>
+                <w:sz w:val="20"/>
+              </w:rPr>
+              <w:t>Format data long → wide</w:t>
+            </w:r>
+          </w:p>
+        </w:tc>
+        <w:tc>
+          <w:tcPr>
+            <w:tcW w:type="dxa" w:w="4680"/>
+          </w:tcPr>
+          <w:p>
+            <w:pPr>
+              <w:jc w:val="center"/>
+            </w:pPr>
+            <w:r/>
+            <w:r>
+              <w:rPr>
+                <w:rFonts w:ascii="Times New Roman" w:hAnsi="Times New Roman"/>
+                <w:sz w:val="20"/>
+              </w:rPr>
+              <w:t>Di-pivot: 81 baris → 27 baris, 3 jenjang jadi 5 kolom</w:t>
+            </w:r>
+          </w:p>
+        </w:tc>
+      </w:tr>
+      <w:tr>
+        <w:tc>
+          <w:tcPr>
+            <w:tcW w:type="dxa" w:w="4680"/>
+          </w:tcPr>
+          <w:p>
+            <w:pPr>
+              <w:jc w:val="center"/>
+            </w:pPr>
+            <w:r/>
+            <w:r>
+              <w:rPr>
+                <w:rFonts w:ascii="Times New Roman" w:hAnsi="Times New Roman"/>
+                <w:sz w:val="20"/>
+              </w:rPr>
               <w:t>Outlier</w:t>
             </w:r>
           </w:p>
@@ -2650,11 +5335,12 @@
     </w:tbl>
     <w:p/>
     <w:p>
+      <w:pPr>
+        <w:ind w:firstLine="720"/>
+      </w:pPr>
       <w:r>
         <w:rPr>
           <w:rFonts w:ascii="Times New Roman" w:hAnsi="Times New Roman"/>
-          <w:b w:val="0"/>
-          <w:i w:val="0"/>
           <w:sz w:val="24"/>
         </w:rPr>
         <w:t>Dataset bersih siap digunakan untuk tahap eksplorasi dan pemodelan.</w:t>
@@ -3495,14 +6181,15 @@
     </w:tbl>
     <w:p/>
     <w:p>
+      <w:pPr>
+        <w:ind w:firstLine="720"/>
+      </w:pPr>
       <w:r>
         <w:rPr>
           <w:rFonts w:ascii="Times New Roman" w:hAnsi="Times New Roman"/>
-          <w:b w:val="0"/>
-          <w:i w:val="0"/>
           <w:sz w:val="24"/>
         </w:rPr>
-        <w:t>Jenjang SD mendominasi dengan lebih dari 87% total putus sekolah. SMK menyumbang lebih tinggi dari SMA (5,64% vs 1,48%), indikasi bahwa siswa SMK lebih rentan putus sekolah karena tekanan ekonomi untuk segera bekerja.</w:t>
+        <w:t>Jenjang SD mendominasi dengan lebih dari 87% total putus sekolah. SMK menyumbang lebih tinggi dari SMA (5,64% vs 1,48%), indikasi bahwa siswa SMK lebih rentan putus sekolah.</w:t>
       </w:r>
     </w:p>
     <w:p>
@@ -3514,11 +6201,12 @@
       </w:r>
     </w:p>
     <w:p>
+      <w:pPr>
+        <w:ind w:firstLine="720"/>
+      </w:pPr>
       <w:r>
         <w:rPr>
           <w:rFonts w:ascii="Times New Roman" w:hAnsi="Times New Roman"/>
-          <w:b w:val="0"/>
-          <w:i w:val="0"/>
           <w:sz w:val="24"/>
         </w:rPr>
         <w:t>Matriks korelasi Pearson dihitung untuk seluruh variabel numerik. Temuan utama:</w:t>
@@ -3837,62 +6525,6 @@
                 <w:rFonts w:ascii="Times New Roman" w:hAnsi="Times New Roman"/>
                 <w:sz w:val="20"/>
               </w:rPr>
-              <w:t>HLS vs Risk Index</w:t>
-            </w:r>
-          </w:p>
-        </w:tc>
-        <w:tc>
-          <w:tcPr>
-            <w:tcW w:type="dxa" w:w="3120"/>
-          </w:tcPr>
-          <w:p>
-            <w:pPr>
-              <w:jc w:val="center"/>
-            </w:pPr>
-            <w:r/>
-            <w:r>
-              <w:rPr>
-                <w:rFonts w:ascii="Times New Roman" w:hAnsi="Times New Roman"/>
-                <w:sz w:val="20"/>
-              </w:rPr>
-              <w:t>-0,8265</w:t>
-            </w:r>
-          </w:p>
-        </w:tc>
-        <w:tc>
-          <w:tcPr>
-            <w:tcW w:type="dxa" w:w="3120"/>
-          </w:tcPr>
-          <w:p>
-            <w:pPr>
-              <w:jc w:val="center"/>
-            </w:pPr>
-            <w:r/>
-            <w:r>
-              <w:rPr>
-                <w:rFonts w:ascii="Times New Roman" w:hAnsi="Times New Roman"/>
-                <w:sz w:val="20"/>
-              </w:rPr>
-              <w:t>Korelasi negatif kuat</w:t>
-            </w:r>
-          </w:p>
-        </w:tc>
-      </w:tr>
-      <w:tr>
-        <w:tc>
-          <w:tcPr>
-            <w:tcW w:type="dxa" w:w="3120"/>
-          </w:tcPr>
-          <w:p>
-            <w:pPr>
-              <w:jc w:val="center"/>
-            </w:pPr>
-            <w:r/>
-            <w:r>
-              <w:rPr>
-                <w:rFonts w:ascii="Times New Roman" w:hAnsi="Times New Roman"/>
-                <w:sz w:val="20"/>
-              </w:rPr>
               <w:t>Kemiskinan vs Putus per 100k</w:t>
             </w:r>
           </w:p>
@@ -3941,19 +6573,10 @@
         <w:rPr>
           <w:rFonts w:ascii="Times New Roman" w:hAnsi="Times New Roman"/>
           <w:b w:val="0"/>
-          <w:i w:val="0"/>
-          <w:sz w:val="24"/>
-        </w:rPr>
-        <w:t xml:space="preserve">Korelasi antara Persentase Penduduk Miskin dan Angka Putus Sekolah per 10k Penduduk menunjukkan r = 0,3944 dengan p-value = 0,0418 (signifikan pada α=0,05). </w:t>
-      </w:r>
-      <w:r>
-        <w:rPr>
-          <w:rFonts w:ascii="Times New Roman" w:hAnsi="Times New Roman"/>
-          <w:b w:val="0"/>
           <w:i/>
           <w:sz w:val="24"/>
         </w:rPr>
-        <w:t>Ini mengonfirmasi bahwa kemiskinan berkorelasi positif signifikan terhadap risiko putus sekolah.</w:t>
+        <w:t>Korelasi antara Persentase Penduduk Miskin dan Angka Putus Sekolah per 10k Penduduk menunjukkan r = 0,3944 dengan p-value = 0,0418 (signifikan pada α=0,05).</w:t>
       </w:r>
     </w:p>
     <w:p>
@@ -4943,23 +7566,24 @@
         <w:pStyle w:val="Heading2"/>
       </w:pPr>
       <w:r>
-        <w:t>5.1 Algoritma: K-Means Clustering</w:t>
-      </w:r>
-    </w:p>
-    <w:p>
-      <w:r>
-        <w:rPr>
-          <w:rFonts w:ascii="Times New Roman" w:hAnsi="Times New Roman"/>
-          <w:b w:val="0"/>
-          <w:i w:val="0"/>
-          <w:sz w:val="24"/>
-        </w:rPr>
-        <w:t>K-Means adalah algoritma klastering partisi yang mengelompokkan n objek ke dalam k klaster berdasarkan jarak terdekat ke centroid. Langkah-langkah:</w:t>
+        <w:t>5.1 Algoritma K-Means Clustering</w:t>
       </w:r>
     </w:p>
     <w:p>
       <w:pPr>
-        <w:pStyle w:val="ListNumber"/>
+        <w:ind w:firstLine="720"/>
+      </w:pPr>
+      <w:r>
+        <w:rPr>
+          <w:rFonts w:ascii="Times New Roman" w:hAnsi="Times New Roman"/>
+          <w:sz w:val="24"/>
+        </w:rPr>
+        <w:t>K-Means adalah algoritma klastering partisi yang mengelompokkan n objek ke dalam k klaster berdasarkan jarak Euclidean terdekat ke centroid.</w:t>
+      </w:r>
+    </w:p>
+    <w:p>
+      <w:pPr>
+        <w:pStyle w:val="ListBullet"/>
       </w:pPr>
       <w:r>
         <w:rPr>
@@ -4971,7 +7595,7 @@
     </w:p>
     <w:p>
       <w:pPr>
-        <w:pStyle w:val="ListNumber"/>
+        <w:pStyle w:val="ListBullet"/>
       </w:pPr>
       <w:r>
         <w:rPr>
@@ -4983,19 +7607,19 @@
     </w:p>
     <w:p>
       <w:pPr>
-        <w:pStyle w:val="ListNumber"/>
+        <w:pStyle w:val="ListBullet"/>
       </w:pPr>
       <w:r>
         <w:rPr>
           <w:rFonts w:ascii="Times New Roman" w:hAnsi="Times New Roman"/>
           <w:sz w:val="24"/>
         </w:rPr>
-        <w:t>Hitung jarak setiap objek ke setiap centroid (jarak Euclidean).</w:t>
+        <w:t>Hitung jarak setiap objek ke setiap centroid.</w:t>
       </w:r>
     </w:p>
     <w:p>
       <w:pPr>
-        <w:pStyle w:val="ListNumber"/>
+        <w:pStyle w:val="ListBullet"/>
       </w:pPr>
       <w:r>
         <w:rPr>
@@ -5007,7 +7631,7 @@
     </w:p>
     <w:p>
       <w:pPr>
-        <w:pStyle w:val="ListNumber"/>
+        <w:pStyle w:val="ListBullet"/>
       </w:pPr>
       <w:r>
         <w:rPr>
@@ -5019,14 +7643,14 @@
     </w:p>
     <w:p>
       <w:pPr>
-        <w:pStyle w:val="ListNumber"/>
+        <w:pStyle w:val="ListBullet"/>
       </w:pPr>
       <w:r>
         <w:rPr>
           <w:rFonts w:ascii="Times New Roman" w:hAnsi="Times New Roman"/>
           <w:sz w:val="24"/>
         </w:rPr>
-        <w:t>Ulangi langkah 3-5 hingga konvergen.</w:t>
+        <w:t>Ulangi hingga konvergen.</w:t>
       </w:r>
     </w:p>
     <w:p>
@@ -5037,7 +7661,7 @@
           <w:i w:val="0"/>
           <w:sz w:val="24"/>
         </w:rPr>
-        <w:t>Variabel yang digunakan dalam pemodelan:</w:t>
+        <w:t>Variabel yang digunakan:</w:t>
       </w:r>
     </w:p>
     <w:p>
@@ -5149,18 +7773,7 @@
           <w:i w:val="0"/>
           <w:sz w:val="24"/>
         </w:rPr>
-        <w:t>Grafik inertia (within-cluster sum of squares) menunjukkan titik siku (elbow) pada k=3, di mana penurunan inertia mulai melandai setelah titik tersebut.</w:t>
-      </w:r>
-    </w:p>
-    <w:p>
-      <w:r>
-        <w:rPr>
-          <w:rFonts w:ascii="Times New Roman" w:hAnsi="Times New Roman"/>
-          <w:b w:val="0"/>
-          <w:i/>
-          <w:sz w:val="20"/>
-        </w:rPr>
-        <w:t>[Grafik Metode Elbow]</w:t>
+        <w:t>Grafik inertia menunjukkan titik siku pada k=3.</w:t>
       </w:r>
     </w:p>
     <w:p>
@@ -5180,7 +7793,7 @@
           <w:i w:val="0"/>
           <w:sz w:val="24"/>
         </w:rPr>
-        <w:t>Nilai Silhouette untuk k=3 adalah 0,3409, yang termasuk kategori "wajar" (&gt;0,25 menurut Rousseeuw, 1987) dan mengindikasikan struktur klaster yang cukup baik.</w:t>
+        <w:t>Nilai untuk k=3 adalah 0,3409 (kategori "wajar", &gt;0,25).</w:t>
       </w:r>
     </w:p>
     <w:tbl>
@@ -5972,17 +8585,6 @@
     </w:tbl>
     <w:p/>
     <w:p>
-      <w:r>
-        <w:rPr>
-          <w:rFonts w:ascii="Times New Roman" w:hAnsi="Times New Roman"/>
-          <w:b w:val="0"/>
-          <w:i/>
-          <w:sz w:val="20"/>
-        </w:rPr>
-        <w:t>[Grafik sebaran klaster]</w:t>
-      </w:r>
-    </w:p>
-    <w:p>
       <w:pPr>
         <w:pStyle w:val="Heading2"/>
       </w:pPr>
@@ -6478,17 +9080,6 @@
       </w:pPr>
       <w:r>
         <w:t>6.1 Peta Sebaran Risiko (Choropleth Map)</w:t>
-      </w:r>
-    </w:p>
-    <w:p>
-      <w:r>
-        <w:rPr>
-          <w:rFonts w:ascii="Times New Roman" w:hAnsi="Times New Roman"/>
-          <w:b w:val="0"/>
-          <w:i w:val="0"/>
-          <w:sz w:val="24"/>
-        </w:rPr>
-        <w:t>Peta choropleth menampilkan 27 Kabupaten/Kota Jawa Barat dengan warna berdasarkan tingkat kerentanan:</w:t>
       </w:r>
     </w:p>
     <w:p>
@@ -6535,7 +9126,7 @@
           <w:i w:val="0"/>
           <w:sz w:val="24"/>
         </w:rPr>
-        <w:t>Pola Spasial:</w:t>
+        <w:t>Pola spasial:</w:t>
       </w:r>
     </w:p>
     <w:p>
@@ -6547,7 +9138,7 @@
           <w:rFonts w:ascii="Times New Roman" w:hAnsi="Times New Roman"/>
           <w:sz w:val="24"/>
         </w:rPr>
-        <w:t>Klaster Risiko Tinggi terkonsentrasi di bagian selatan dan timur Jawa Barat — wilayah dengan topografi pegunungan dan basis agraris (Priangan Timur dan Ciayumajakuning).</w:t>
+        <w:t>Risiko Tinggi terkonsentrasi di selatan dan timur Jawa Barat — wilayah agraris.</w:t>
       </w:r>
     </w:p>
     <w:p>
@@ -6559,7 +9150,7 @@
           <w:rFonts w:ascii="Times New Roman" w:hAnsi="Times New Roman"/>
           <w:sz w:val="24"/>
         </w:rPr>
-        <w:t>Klaster Risiko Rendah berada di perkotaan besar — Bandung Raya dan Jakarta satellite cities (Depok, Bekasi, Cimahi).</w:t>
+        <w:t>Risiko Rendah di perkotaan besar — Bandung Raya dan Jakarta satelit.</w:t>
       </w:r>
     </w:p>
     <w:p>
@@ -6571,29 +9162,7 @@
           <w:rFonts w:ascii="Times New Roman" w:hAnsi="Times New Roman"/>
           <w:sz w:val="24"/>
         </w:rPr>
-        <w:t>Klaster Risiko Sedang menjadi zona transisi yang mengelilingi wilayah risiko tinggi.</w:t>
-      </w:r>
-    </w:p>
-    <w:p>
-      <w:r>
-        <w:rPr>
-          <w:rFonts w:ascii="Times New Roman" w:hAnsi="Times New Roman"/>
-          <w:b w:val="0"/>
-          <w:i/>
-          <w:sz w:val="24"/>
-        </w:rPr>
-        <w:t>Interpretasi: Geografi dan akses ekonomi menjadi faktor spasial yang penting — wilayah dengan akses terbatas ke pusat pertumbuhan ekonomi cenderung memiliki risiko putus sekolah yang lebih tinggi.</w:t>
-      </w:r>
-    </w:p>
-    <w:p>
-      <w:r>
-        <w:rPr>
-          <w:rFonts w:ascii="Times New Roman" w:hAnsi="Times New Roman"/>
-          <w:b w:val="0"/>
-          <w:i/>
-          <w:sz w:val="20"/>
-        </w:rPr>
-        <w:t>[Peta Choropleth Dashboard]</w:t>
+        <w:t>Risiko Sedang sebagai zona transisi.</w:t>
       </w:r>
     </w:p>
     <w:p>
@@ -6602,17 +9171,6 @@
       </w:pPr>
       <w:r>
         <w:t>6.2 Peringkat Wilayah</w:t>
-      </w:r>
-    </w:p>
-    <w:p>
-      <w:r>
-        <w:rPr>
-          <w:rFonts w:ascii="Times New Roman" w:hAnsi="Times New Roman"/>
-          <w:b/>
-          <w:i w:val="0"/>
-          <w:sz w:val="24"/>
-        </w:rPr>
-        <w:t>5 Wilayah dengan Risiko Tertinggi:</w:t>
       </w:r>
     </w:p>
     <w:tbl>
@@ -7304,17 +9862,6 @@
       </w:tr>
     </w:tbl>
     <w:p/>
-    <w:p>
-      <w:r>
-        <w:rPr>
-          <w:rFonts w:ascii="Times New Roman" w:hAnsi="Times New Roman"/>
-          <w:b/>
-          <w:i w:val="0"/>
-          <w:sz w:val="24"/>
-        </w:rPr>
-        <w:t>5 Wilayah dengan Risiko Terendah:</w:t>
-      </w:r>
-    </w:p>
     <w:tbl>
       <w:tblPr>
         <w:tblStyle w:val="TableGrid"/>
@@ -8021,7 +10568,7 @@
           <w:i w:val="0"/>
           <w:sz w:val="24"/>
         </w:rPr>
-        <w:t>Rasio risk index antara Kab. Tasikmalaya (tertinggi) dan Kota Bandung (terendah) mencapai 19:1 — ketimpangan yang sangat signifikan.</w:t>
+        <w:t>Rasio risk index antara tertinggi dan terendah mencapai 19:1.</w:t>
       </w:r>
     </w:p>
     <w:p>
@@ -8187,7 +10734,7 @@
                 <w:rFonts w:ascii="Times New Roman" w:hAnsi="Times New Roman"/>
                 <w:sz w:val="20"/>
               </w:rPr>
-              <w:t>Putus Sekolah per 10k</w:t>
+              <w:t>Putus/10k</w:t>
             </w:r>
           </w:p>
         </w:tc>
@@ -8225,7 +10772,7 @@
                 <w:rFonts w:ascii="Times New Roman" w:hAnsi="Times New Roman"/>
                 <w:sz w:val="20"/>
               </w:rPr>
-              <w:t>Total Putus Sekolah</w:t>
+              <w:t>Total Putus</w:t>
             </w:r>
           </w:p>
         </w:tc>
@@ -8250,46 +10797,6 @@
       </w:tr>
     </w:tbl>
     <w:p/>
-    <w:p>
-      <w:r>
-        <w:rPr>
-          <w:rFonts w:ascii="Times New Roman" w:hAnsi="Times New Roman"/>
-          <w:b/>
-          <w:i w:val="0"/>
-          <w:sz w:val="24"/>
-        </w:rPr>
-        <w:t xml:space="preserve">Wilayah: </w:t>
-      </w:r>
-      <w:r>
-        <w:rPr>
-          <w:rFonts w:ascii="Times New Roman" w:hAnsi="Times New Roman"/>
-          <w:b w:val="0"/>
-          <w:i w:val="0"/>
-          <w:sz w:val="24"/>
-        </w:rPr>
-        <w:t>Kab. Bandung Barat, Kab. Cianjur, Kab. Cirebon, Kab. Garut, Kab. Indramayu, Kab. Karawang, Kab. Kuningan, Kab. Majalengka, Kab. Subang, Kab. Sukabumi, Kab. Tasikmalaya, Kota Tasikmalaya.</w:t>
-      </w:r>
-    </w:p>
-    <w:p>
-      <w:r>
-        <w:rPr>
-          <w:rFonts w:ascii="Times New Roman" w:hAnsi="Times New Roman"/>
-          <w:b/>
-          <w:i w:val="0"/>
-          <w:sz w:val="24"/>
-        </w:rPr>
-        <w:t xml:space="preserve">Insight: </w:t>
-      </w:r>
-      <w:r>
-        <w:rPr>
-          <w:rFonts w:ascii="Times New Roman" w:hAnsi="Times New Roman"/>
-          <w:b w:val="0"/>
-          <w:i w:val="0"/>
-          <w:sz w:val="24"/>
-        </w:rPr>
-        <w:t>11 dari 12 wilayah adalah kabupaten dengan basis agraris/pegunungan. Kota Tasikmalaya menjadi satu-satunya kota, mengindikasikan bahwa urbanisasi tidak selalu menjamin rendahnya risiko.</w:t>
-      </w:r>
-    </w:p>
     <w:p>
       <w:r>
         <w:rPr>
@@ -8445,7 +10952,7 @@
                 <w:rFonts w:ascii="Times New Roman" w:hAnsi="Times New Roman"/>
                 <w:sz w:val="20"/>
               </w:rPr>
-              <w:t>Putus Sekolah per 10k</w:t>
+              <w:t>Putus/10k</w:t>
             </w:r>
           </w:p>
         </w:tc>
@@ -8483,7 +10990,7 @@
                 <w:rFonts w:ascii="Times New Roman" w:hAnsi="Times New Roman"/>
                 <w:sz w:val="20"/>
               </w:rPr>
-              <w:t>Total Putus Sekolah</w:t>
+              <w:t>Total Putus</w:t>
             </w:r>
           </w:p>
         </w:tc>
@@ -8508,46 +11015,6 @@
       </w:tr>
     </w:tbl>
     <w:p/>
-    <w:p>
-      <w:r>
-        <w:rPr>
-          <w:rFonts w:ascii="Times New Roman" w:hAnsi="Times New Roman"/>
-          <w:b/>
-          <w:i w:val="0"/>
-          <w:sz w:val="24"/>
-        </w:rPr>
-        <w:t xml:space="preserve">Wilayah: </w:t>
-      </w:r>
-      <w:r>
-        <w:rPr>
-          <w:rFonts w:ascii="Times New Roman" w:hAnsi="Times New Roman"/>
-          <w:b w:val="0"/>
-          <w:i w:val="0"/>
-          <w:sz w:val="24"/>
-        </w:rPr>
-        <w:t>Kab. Bandung, Kab. Bekasi, Kab. Bogor, Kab. Ciamis, Kab. Pangandaran, Kab. Purwakarta, Kab. Sumedang, Kota Banjar, Kota Bogor, Kota Cirebon, Kota Sukabumi.</w:t>
-      </w:r>
-    </w:p>
-    <w:p>
-      <w:r>
-        <w:rPr>
-          <w:rFonts w:ascii="Times New Roman" w:hAnsi="Times New Roman"/>
-          <w:b/>
-          <w:i w:val="0"/>
-          <w:sz w:val="24"/>
-        </w:rPr>
-        <w:t xml:space="preserve">Insight: </w:t>
-      </w:r>
-      <w:r>
-        <w:rPr>
-          <w:rFonts w:ascii="Times New Roman" w:hAnsi="Times New Roman"/>
-          <w:b w:val="0"/>
-          <w:i w:val="0"/>
-          <w:sz w:val="24"/>
-        </w:rPr>
-        <w:t>Zona transisi — kabupaten penyangga ibu kota provinsi (Bogor, Bekasi, Bandung) berada di sini, menunjukkan tekanan urbanisasi dan disparitas internal.</w:t>
-      </w:r>
-    </w:p>
     <w:p>
       <w:r>
         <w:rPr>
@@ -8703,7 +11170,7 @@
                 <w:rFonts w:ascii="Times New Roman" w:hAnsi="Times New Roman"/>
                 <w:sz w:val="20"/>
               </w:rPr>
-              <w:t>Putus Sekolah per 10k</w:t>
+              <w:t>Putus/10k</w:t>
             </w:r>
           </w:p>
         </w:tc>
@@ -8741,7 +11208,7 @@
                 <w:rFonts w:ascii="Times New Roman" w:hAnsi="Times New Roman"/>
                 <w:sz w:val="20"/>
               </w:rPr>
-              <w:t>Total Putus Sekolah</w:t>
+              <w:t>Total Putus</w:t>
             </w:r>
           </w:p>
         </w:tc>
@@ -8766,63 +11233,12 @@
       </w:tr>
     </w:tbl>
     <w:p/>
-    <w:p>
-      <w:r>
-        <w:rPr>
-          <w:rFonts w:ascii="Times New Roman" w:hAnsi="Times New Roman"/>
-          <w:b/>
-          <w:i w:val="0"/>
-          <w:sz w:val="24"/>
-        </w:rPr>
-        <w:t xml:space="preserve">Wilayah: </w:t>
-      </w:r>
-      <w:r>
-        <w:rPr>
-          <w:rFonts w:ascii="Times New Roman" w:hAnsi="Times New Roman"/>
-          <w:b w:val="0"/>
-          <w:i w:val="0"/>
-          <w:sz w:val="24"/>
-        </w:rPr>
-        <w:t>Kota Bandung, Kota Bekasi, Kota Cimahi, Kota Depok.</w:t>
-      </w:r>
-    </w:p>
-    <w:p>
-      <w:r>
-        <w:rPr>
-          <w:rFonts w:ascii="Times New Roman" w:hAnsi="Times New Roman"/>
-          <w:b/>
-          <w:i w:val="0"/>
-          <w:sz w:val="24"/>
-        </w:rPr>
-        <w:t xml:space="preserve">Insight: </w:t>
-      </w:r>
-      <w:r>
-        <w:rPr>
-          <w:rFonts w:ascii="Times New Roman" w:hAnsi="Times New Roman"/>
-          <w:b w:val="0"/>
-          <w:i w:val="0"/>
-          <w:sz w:val="24"/>
-        </w:rPr>
-        <w:t>Keempatnya adalah kota besar. IPM &gt;80, kemiskinan &lt;5% — akses ekonomi dan pendidikan yang baik menjadi faktor protektif utama.</w:t>
-      </w:r>
-    </w:p>
     <w:p>
       <w:pPr>
         <w:pStyle w:val="Heading2"/>
       </w:pPr>
       <w:r>
         <w:t>6.4 Dashboard Interaktif</w:t>
-      </w:r>
-    </w:p>
-    <w:p>
-      <w:r>
-        <w:rPr>
-          <w:rFonts w:ascii="Times New Roman" w:hAnsi="Times New Roman"/>
-          <w:b w:val="0"/>
-          <w:i w:val="0"/>
-          <w:sz w:val="24"/>
-        </w:rPr>
-        <w:t>Dashboard dikembangkan menggunakan Dash (Plotly) dengan 5 komponen utama:</w:t>
       </w:r>
     </w:p>
     <w:tbl>
@@ -8949,7 +11365,7 @@
                 <w:rFonts w:ascii="Times New Roman" w:hAnsi="Times New Roman"/>
                 <w:sz w:val="20"/>
               </w:rPr>
-              <w:t>Korelasi kemiskinan vs putus sekolah per 10k</w:t>
+              <w:t>Korelasi kemiskinan vs putus sekolah</w:t>
             </w:r>
           </w:p>
         </w:tc>
@@ -9025,7 +11441,7 @@
                 <w:rFonts w:ascii="Times New Roman" w:hAnsi="Times New Roman"/>
                 <w:sz w:val="20"/>
               </w:rPr>
-              <w:t>Peringkat risiko 27 wilayah (sortable)</w:t>
+              <w:t>Peringkat risiko (sortable)</w:t>
             </w:r>
           </w:p>
         </w:tc>
@@ -9063,24 +11479,13 @@
                 <w:rFonts w:ascii="Times New Roman" w:hAnsi="Times New Roman"/>
                 <w:sz w:val="20"/>
               </w:rPr>
-              <w:t>Karakteristik centroid tiap klaster risiko</w:t>
+              <w:t>Karakteristik centroid tiap klaster</w:t>
             </w:r>
           </w:p>
         </w:tc>
       </w:tr>
     </w:tbl>
     <w:p/>
-    <w:p>
-      <w:r>
-        <w:rPr>
-          <w:rFonts w:ascii="Times New Roman" w:hAnsi="Times New Roman"/>
-          <w:b/>
-          <w:i w:val="0"/>
-          <w:sz w:val="24"/>
-        </w:rPr>
-        <w:t>Fitur interaktif:</w:t>
-      </w:r>
-    </w:p>
     <w:p>
       <w:pPr>
         <w:pStyle w:val="ListBullet"/>
@@ -9102,7 +11507,7 @@
           <w:rFonts w:ascii="Times New Roman" w:hAnsi="Times New Roman"/>
           <w:sz w:val="24"/>
         </w:rPr>
-        <w:t>Klik peta → filter dropdown &amp; detail card terupdate.</w:t>
+        <w:t>Klik peta → filter &amp; detail card terupdate.</w:t>
       </w:r>
     </w:p>
     <w:p>
@@ -9114,47 +11519,7 @@
           <w:rFonts w:ascii="Times New Roman" w:hAnsi="Times New Roman"/>
           <w:sz w:val="24"/>
         </w:rPr>
-        <w:t>Warna mengikuti tingkat risiko (merah/jingga/hijau).</w:t>
-      </w:r>
-    </w:p>
-    <w:p>
-      <w:pPr>
-        <w:pStyle w:val="ListBullet"/>
-      </w:pPr>
-      <w:r>
-        <w:rPr>
-          <w:rFonts w:ascii="Times New Roman" w:hAnsi="Times New Roman"/>
-          <w:sz w:val="24"/>
-        </w:rPr>
-        <w:t>Insight naratif otomatis untuk setiap wilayah.</w:t>
-      </w:r>
-    </w:p>
-    <w:p>
-      <w:r>
-        <w:rPr>
-          <w:rFonts w:ascii="Times New Roman" w:hAnsi="Times New Roman"/>
-          <w:b/>
-          <w:i w:val="0"/>
-          <w:sz w:val="24"/>
-        </w:rPr>
-        <w:t>Cara menjalankan:</w:t>
-      </w:r>
-    </w:p>
-    <w:p>
-      <w:r>
-        <w:rPr>
-          <w:rFonts w:ascii="Courier New" w:hAnsi="Courier New"/>
-          <w:sz w:val="20"/>
-        </w:rPr>
-        <w:t>git clone &lt;repo-url&gt;</w:t>
-        <w:br/>
-        <w:t>cd dashboard-andat</w:t>
-        <w:br/>
-        <w:t>pip install -r requirements.txt</w:t>
-        <w:br/>
-        <w:t>python3 app.py</w:t>
-        <w:br/>
-        <w:t># Buka http://127.0.0.1:8050</w:t>
+        <w:t>Warna sesuai tingkat risiko (merah/jingga/hijau).</w:t>
       </w:r>
     </w:p>
     <w:p>
@@ -9198,7 +11563,7 @@
           <w:rFonts w:ascii="Times New Roman" w:hAnsi="Times New Roman"/>
           <w:sz w:val="24"/>
         </w:rPr>
-        <w:t>Sebaran spasial risiko putus sekolah menunjukkan konsentrasi wilayah risiko tinggi di bagian selatan dan timur Jawa Barat, sementara risiko rendah terkonsentrasi di kota-kota besar.</w:t>
+        <w:t>Sebaran spasial risiko putus sekolah menunjukkan konsentrasi di selatan/timur Jabar.</w:t>
       </w:r>
     </w:p>
     <w:p>
@@ -9210,7 +11575,7 @@
           <w:rFonts w:ascii="Times New Roman" w:hAnsi="Times New Roman"/>
           <w:sz w:val="24"/>
         </w:rPr>
-        <w:t>Korelasi signifikan ditemukan antara kemiskinan dan angka putus sekolah (r = 0,3944; p = 0,0418). IPM dan Rata-rata Lama Sekolah memiliki korelasi negatif sangat kuat dengan risiko (r &lt; -0,9).</w:t>
+        <w:t>Korelasi signifikan kemiskinan vs putus sekolah (r=0,39; p=0,04).</w:t>
       </w:r>
     </w:p>
     <w:p>
@@ -9222,7 +11587,7 @@
           <w:rFonts w:ascii="Times New Roman" w:hAnsi="Times New Roman"/>
           <w:sz w:val="24"/>
         </w:rPr>
-        <w:t>Klastering K-Means (k=3) menghasilkan pengelompokan yang solid (Silhouette Score = 0,3409): 12 wilayah Risiko Tinggi (IPM rendah, kemiskinan tinggi), 11 Risiko Sedang, 4 Risiko Rendah (IPM tinggi, kemiskinan rendah).</w:t>
+        <w:t>Klastering K-Means: 12 Tinggi, 11 Sedang, 4 Rendah (Silhouette=0,3409).</w:t>
       </w:r>
     </w:p>
     <w:p>
@@ -9234,7 +11599,7 @@
           <w:rFonts w:ascii="Times New Roman" w:hAnsi="Times New Roman"/>
           <w:sz w:val="24"/>
         </w:rPr>
-        <w:t>Jenjang SD menyumbang 87,36% dari total 5.940 siswa putus sekolah — prioritas utama intervensi.</w:t>
+        <w:t>SD menyumbang 87,36% dari 5.940 siswa putus sekolah.</w:t>
       </w:r>
     </w:p>
     <w:p>
@@ -9370,7 +11735,7 @@
                 <w:rFonts w:ascii="Times New Roman" w:hAnsi="Times New Roman"/>
                 <w:sz w:val="20"/>
               </w:rPr>
-              <w:t>BOS afirmatif, beasiswa, program kejar paket, penguatan SD</w:t>
+              <w:t>BOS afirmatif, beasiswa, kejar paket</w:t>
             </w:r>
           </w:p>
         </w:tc>
@@ -9426,7 +11791,7 @@
                 <w:rFonts w:ascii="Times New Roman" w:hAnsi="Times New Roman"/>
                 <w:sz w:val="20"/>
               </w:rPr>
-              <w:t>Penguatan kapasitas sekolah, pelatihan guru, early warning system</w:t>
+              <w:t>Penguatan sekolah, pelatihan guru</w:t>
             </w:r>
           </w:p>
         </w:tc>
@@ -9482,60 +11847,13 @@
                 <w:rFonts w:ascii="Times New Roman" w:hAnsi="Times New Roman"/>
                 <w:sz w:val="20"/>
               </w:rPr>
-              <w:t>Program pencegahan, pendidikan inklusif</w:t>
+              <w:t>Pencegahan, pendidikan inklusif</w:t>
             </w:r>
           </w:p>
         </w:tc>
       </w:tr>
     </w:tbl>
     <w:p/>
-    <w:p>
-      <w:r>
-        <w:rPr>
-          <w:rFonts w:ascii="Times New Roman" w:hAnsi="Times New Roman"/>
-          <w:b/>
-          <w:i w:val="0"/>
-          <w:sz w:val="24"/>
-        </w:rPr>
-        <w:t>Fokus khusus:</w:t>
-      </w:r>
-    </w:p>
-    <w:p>
-      <w:pPr>
-        <w:pStyle w:val="ListBullet"/>
-      </w:pPr>
-      <w:r>
-        <w:rPr>
-          <w:rFonts w:ascii="Times New Roman" w:hAnsi="Times New Roman"/>
-          <w:sz w:val="24"/>
-        </w:rPr>
-        <w:t>SD — pengembangan sistem deteksi dini siswa berisiko putus sekolah.</w:t>
-      </w:r>
-    </w:p>
-    <w:p>
-      <w:pPr>
-        <w:pStyle w:val="ListBullet"/>
-      </w:pPr>
-      <w:r>
-        <w:rPr>
-          <w:rFonts w:ascii="Times New Roman" w:hAnsi="Times New Roman"/>
-          <w:sz w:val="24"/>
-        </w:rPr>
-        <w:t>SMK — reformasi kurikulum berbasis industri, perluasan program magang berbayar.</w:t>
-      </w:r>
-    </w:p>
-    <w:p>
-      <w:pPr>
-        <w:pStyle w:val="ListBullet"/>
-      </w:pPr>
-      <w:r>
-        <w:rPr>
-          <w:rFonts w:ascii="Times New Roman" w:hAnsi="Times New Roman"/>
-          <w:sz w:val="24"/>
-        </w:rPr>
-        <w:t>SLB — perluasan akses dan layanan pendidikan inklusif di kabupaten.</w:t>
-      </w:r>
-    </w:p>
     <w:p>
       <w:pPr>
         <w:pStyle w:val="Heading2"/>
@@ -9553,7 +11871,7 @@
           <w:rFonts w:ascii="Times New Roman" w:hAnsi="Times New Roman"/>
           <w:sz w:val="24"/>
         </w:rPr>
-        <w:t>Data kemiskinan September 2024 tidak tersedia di tingkat Kab/Kota.</w:t>
+        <w:t>Data kemiskinan September tidak tersedia di tingkat Kab/Kota.</w:t>
       </w:r>
     </w:p>
     <w:p>
@@ -9565,7 +11883,7 @@
           <w:rFonts w:ascii="Times New Roman" w:hAnsi="Times New Roman"/>
           <w:sz w:val="24"/>
         </w:rPr>
-        <w:t>Variabel terbatas pada data sekunder — faktor kualitatif tidak tertangkap.</w:t>
+        <w:t>Variabel terbatas pada data sekunder.</w:t>
       </w:r>
     </w:p>
     <w:p>
@@ -9577,7 +11895,7 @@
           <w:rFonts w:ascii="Times New Roman" w:hAnsi="Times New Roman"/>
           <w:sz w:val="24"/>
         </w:rPr>
-        <w:t>Jumlah sampel 27 titik relatif kecil untuk K-Means — hasil bersifat indikatif.</w:t>
+        <w:t>Jumlah sampel 27 relatif kecil untuk K-Means.</w:t>
       </w:r>
     </w:p>
     <w:p>
@@ -9609,7 +11927,7 @@
           <w:rFonts w:ascii="Times New Roman" w:hAnsi="Times New Roman"/>
           <w:sz w:val="24"/>
         </w:rPr>
-        <w:t>Analisis tingkat kecamatan untuk resolusi lebih granular.</w:t>
+        <w:t>Analisis tingkat kecamatan.</w:t>
       </w:r>
     </w:p>
     <w:p>
@@ -9621,7 +11939,7 @@
           <w:rFonts w:ascii="Times New Roman" w:hAnsi="Times New Roman"/>
           <w:sz w:val="24"/>
         </w:rPr>
-        <w:t>Penambahan variabel aksesibilitas sekolah (jarak, rasio murid-guru).</w:t>
+        <w:t>Penambahan variabel aksesibilitas sekolah.</w:t>
       </w:r>
     </w:p>
     <w:p>
@@ -9633,7 +11951,7 @@
           <w:rFonts w:ascii="Times New Roman" w:hAnsi="Times New Roman"/>
           <w:sz w:val="24"/>
         </w:rPr>
-        <w:t>Eksplorasi algoritma klastering alternatif (DBSCAN, Hierarchical, GMM).</w:t>
+        <w:t>Eksplorasi algoritma alternatif (DBSCAN, GMM).</w:t>
       </w:r>
     </w:p>
     <w:p>
@@ -9645,7 +11963,7 @@
           <w:rFonts w:ascii="Times New Roman" w:hAnsi="Times New Roman"/>
           <w:sz w:val="24"/>
         </w:rPr>
-        <w:t>Analisis temporal multi-tahun untuk melihat tren dan dampak kebijakan.</w:t>
+        <w:t>Analisis temporal multi-tahun.</w:t>
       </w:r>
     </w:p>
     <w:p>
@@ -9682,7 +12000,7 @@
           <w:rFonts w:ascii="Times New Roman" w:hAnsi="Times New Roman"/>
           <w:sz w:val="24"/>
         </w:rPr>
-        <w:t>[2] Badan Pusat Statistik. (2024). Profil Kemiskinan Provinsi Jawa Barat Maret 2024. BPS Jawa Barat.</w:t>
+        <w:t>[2] Badan Pusat Statistik. (2025). Provinsi Jawa Barat Dalam Angka 2025. BPS Jawa Barat.</w:t>
       </w:r>
     </w:p>
     <w:p>
@@ -9706,7 +12024,7 @@
           <w:rFonts w:ascii="Times New Roman" w:hAnsi="Times New Roman"/>
           <w:sz w:val="24"/>
         </w:rPr>
-        <w:t>[4] Kemendikdasmen. (2024). Buku Profil Perkembangan Kependudukan Jawa Barat 2024. Direktorat Jenderal PAUD Dikdasmen.</w:t>
+        <w:t>[4] Kemendikdasmen. (2024). Buku Profil Perkembangan Kependudukan Jawa Barat 2024. Disdukcapil Jabar.</w:t>
       </w:r>
     </w:p>
     <w:p>
@@ -9718,7 +12036,7 @@
           <w:rFonts w:ascii="Times New Roman" w:hAnsi="Times New Roman"/>
           <w:sz w:val="24"/>
         </w:rPr>
-        <w:t>[5] Nurhayati, S., &amp; Haryanto, T. (2022). Analisis Faktor Penyebab Putus Sekolah di Provinsi Jawa Barat. Jurnal Pendidikan dan Kebudayaan, 12(2), 145-162.</w:t>
+        <w:t>[5] Nurhayati, S., &amp; Haryanto, T. (2022). Analisis Faktor Penyebab Putus Sekolah di Jawa Barat. Jurnal Pendidikan dan Kebudayaan, 12(2), 145-162.</w:t>
       </w:r>
     </w:p>
     <w:p>
@@ -9767,17 +12085,6 @@
           <w:sz w:val="24"/>
         </w:rPr>
         <w:t>Lampiran 1: Dataset Bersih</w:t>
-      </w:r>
-    </w:p>
-    <w:p>
-      <w:r>
-        <w:rPr>
-          <w:rFonts w:ascii="Times New Roman" w:hAnsi="Times New Roman"/>
-          <w:b w:val="0"/>
-          <w:i w:val="0"/>
-          <w:sz w:val="24"/>
-        </w:rPr>
-        <w:t>Cuplikan data (5 baris pertama dari data/dataset_bersih.csv):</w:t>
       </w:r>
     </w:p>
     <w:tbl>
@@ -10976,7 +13283,7 @@
           <w:i/>
           <w:sz w:val="24"/>
         </w:rPr>
-        <w:t>Tersedia di repo dengan menjalankan python3 app.py.</w:t>
+        <w:t>Jalankan python3 app.py, buka http://127.0.0.1:8050</w:t>
       </w:r>
     </w:p>
     <w:sectPr>
